--- a/CLIM715_Experiment_Cheatsheet.docx
+++ b/CLIM715_Experiment_Cheatsheet.docx
@@ -3299,6 +3299,3260 @@
       </w:r>
     </w:p>
     <w:p>
+      <w:r>
+        <w:br w:type="page"/>
+      </w:r>
+    </w:p>
+    <w:p>
+      <w:pPr>
+        <w:jc w:val="left"/>
+      </w:pPr>
+      <w:r>
+        <w:rPr>
+          <w:b/>
+          <w:color w:val="6B5CB5"/>
+          <w:sz w:val="40"/>
+        </w:rPr>
+        <w:t>Part II — Test 1 Deep Dive</w:t>
+      </w:r>
+    </w:p>
+    <w:p>
+      <w:r>
+        <w:rPr>
+          <w:i/>
+          <w:color w:val="4A5066"/>
+          <w:sz w:val="22"/>
+        </w:rPr>
+        <w:t>Walking through Test 1 step by step. Every number, every line of the algorithm, every boundary condition application.</w:t>
+      </w:r>
+    </w:p>
+    <w:p>
+      <w:pPr>
+        <w:spacing w:before="280" w:after="120"/>
+      </w:pPr>
+      <w:r>
+        <w:rPr>
+          <w:b/>
+          <w:color w:val="6B5CB5"/>
+          <w:sz w:val="32"/>
+        </w:rPr>
+        <w:t>11. Test 1 — The Setup, in One Place</w:t>
+      </w:r>
+    </w:p>
+    <w:p>
+      <w:pPr>
+        <w:spacing w:after="120"/>
+      </w:pPr>
+      <w:r>
+        <w:t>Test 1 is the simplest possible configuration. Use it to understand the solver before tackling Test 2.</w:t>
+      </w:r>
+    </w:p>
+    <w:tbl>
+      <w:tblPr>
+        <w:tblStyle w:val="LightGrid-Accent1"/>
+        <w:tblW w:type="auto" w:w="0"/>
+        <w:tblLayout w:type="autofit"/>
+        <w:tblLook w:firstColumn="1" w:firstRow="1" w:lastColumn="0" w:lastRow="0" w:noHBand="0" w:noVBand="1" w:val="04A0"/>
+      </w:tblPr>
+      <w:tblGrid>
+        <w:gridCol w:w="3264"/>
+        <w:gridCol w:w="3264"/>
+        <w:gridCol w:w="3264"/>
+      </w:tblGrid>
+      <w:tr>
+        <w:tc>
+          <w:tcPr>
+            <w:tcW w:type="dxa" w:w="3264"/>
+            <w:shd w:fill="6B5CB5"/>
+          </w:tcPr>
+          <w:p>
+            <w:pPr>
+              <w:spacing w:after="40"/>
+            </w:pPr>
+            <w:r>
+              <w:rPr>
+                <w:b/>
+                <w:color w:val="FFFFFF"/>
+                <w:sz w:val="20"/>
+              </w:rPr>
+              <w:t>Setting</w:t>
+            </w:r>
+          </w:p>
+        </w:tc>
+        <w:tc>
+          <w:tcPr>
+            <w:tcW w:type="dxa" w:w="3264"/>
+            <w:shd w:fill="6B5CB5"/>
+          </w:tcPr>
+          <w:p>
+            <w:pPr>
+              <w:spacing w:after="40"/>
+            </w:pPr>
+            <w:r>
+              <w:rPr>
+                <w:b/>
+                <w:color w:val="FFFFFF"/>
+                <w:sz w:val="20"/>
+              </w:rPr>
+              <w:t>Value</w:t>
+            </w:r>
+          </w:p>
+        </w:tc>
+        <w:tc>
+          <w:tcPr>
+            <w:tcW w:type="dxa" w:w="3264"/>
+            <w:shd w:fill="6B5CB5"/>
+          </w:tcPr>
+          <w:p>
+            <w:pPr>
+              <w:spacing w:after="40"/>
+            </w:pPr>
+            <w:r>
+              <w:rPr>
+                <w:b/>
+                <w:color w:val="FFFFFF"/>
+                <w:sz w:val="20"/>
+              </w:rPr>
+              <w:t>Why</w:t>
+            </w:r>
+          </w:p>
+        </w:tc>
+      </w:tr>
+      <w:tr>
+        <w:tc>
+          <w:tcPr>
+            <w:tcW w:type="dxa" w:w="3264"/>
+          </w:tcPr>
+          <w:p>
+            <w:pPr>
+              <w:spacing w:after="40"/>
+            </w:pPr>
+            <w:r>
+              <w:rPr>
+                <w:color w:val="2C3142"/>
+                <w:sz w:val="20"/>
+              </w:rPr>
+              <w:t>Substrate</w:t>
+            </w:r>
+          </w:p>
+        </w:tc>
+        <w:tc>
+          <w:tcPr>
+            <w:tcW w:type="dxa" w:w="3264"/>
+          </w:tcPr>
+          <w:p>
+            <w:pPr>
+              <w:spacing w:after="40"/>
+            </w:pPr>
+            <w:r>
+              <w:rPr>
+                <w:color w:val="2C3142"/>
+                <w:sz w:val="20"/>
+              </w:rPr>
+              <w:t>Uniform sandy loam (single material)</w:t>
+            </w:r>
+          </w:p>
+        </w:tc>
+        <w:tc>
+          <w:tcPr>
+            <w:tcW w:type="dxa" w:w="3264"/>
+          </w:tcPr>
+          <w:p>
+            <w:pPr>
+              <w:spacing w:after="40"/>
+            </w:pPr>
+            <w:r>
+              <w:rPr>
+                <w:color w:val="2C3142"/>
+                <w:sz w:val="20"/>
+              </w:rPr>
+              <w:t>No layer jumps to worry about</w:t>
+            </w:r>
+          </w:p>
+        </w:tc>
+      </w:tr>
+      <w:tr>
+        <w:tc>
+          <w:tcPr>
+            <w:tcW w:type="dxa" w:w="3264"/>
+          </w:tcPr>
+          <w:p>
+            <w:pPr>
+              <w:spacing w:after="40"/>
+            </w:pPr>
+            <w:r>
+              <w:rPr>
+                <w:color w:val="2C3142"/>
+                <w:sz w:val="20"/>
+              </w:rPr>
+              <w:t>λ (conductivity)</w:t>
+            </w:r>
+          </w:p>
+        </w:tc>
+        <w:tc>
+          <w:tcPr>
+            <w:tcW w:type="dxa" w:w="3264"/>
+          </w:tcPr>
+          <w:p>
+            <w:pPr>
+              <w:spacing w:after="40"/>
+            </w:pPr>
+            <w:r>
+              <w:rPr>
+                <w:color w:val="2C3142"/>
+                <w:sz w:val="20"/>
+              </w:rPr>
+              <w:t>0.30 W/m/K</w:t>
+            </w:r>
+          </w:p>
+        </w:tc>
+        <w:tc>
+          <w:tcPr>
+            <w:tcW w:type="dxa" w:w="3264"/>
+          </w:tcPr>
+          <w:p>
+            <w:pPr>
+              <w:spacing w:after="40"/>
+            </w:pPr>
+            <w:r>
+              <w:rPr>
+                <w:color w:val="2C3142"/>
+                <w:sz w:val="20"/>
+              </w:rPr>
+              <w:t>Standard sandy-loam value</w:t>
+            </w:r>
+          </w:p>
+        </w:tc>
+      </w:tr>
+      <w:tr>
+        <w:tc>
+          <w:tcPr>
+            <w:tcW w:type="dxa" w:w="3264"/>
+          </w:tcPr>
+          <w:p>
+            <w:pPr>
+              <w:spacing w:after="40"/>
+            </w:pPr>
+            <w:r>
+              <w:rPr>
+                <w:color w:val="2C3142"/>
+                <w:sz w:val="20"/>
+              </w:rPr>
+              <w:t>C (heat capacity)</w:t>
+            </w:r>
+          </w:p>
+        </w:tc>
+        <w:tc>
+          <w:tcPr>
+            <w:tcW w:type="dxa" w:w="3264"/>
+          </w:tcPr>
+          <w:p>
+            <w:pPr>
+              <w:spacing w:after="40"/>
+            </w:pPr>
+            <w:r>
+              <w:rPr>
+                <w:color w:val="2C3142"/>
+                <w:sz w:val="20"/>
+              </w:rPr>
+              <w:t>1.3 × 10⁶ J/m³/K</w:t>
+            </w:r>
+          </w:p>
+        </w:tc>
+        <w:tc>
+          <w:tcPr>
+            <w:tcW w:type="dxa" w:w="3264"/>
+          </w:tcPr>
+          <w:p>
+            <w:pPr>
+              <w:spacing w:after="40"/>
+            </w:pPr>
+            <w:r>
+              <w:rPr>
+                <w:color w:val="2C3142"/>
+                <w:sz w:val="20"/>
+              </w:rPr>
+              <w:t>Standard sandy-loam value</w:t>
+            </w:r>
+          </w:p>
+        </w:tc>
+      </w:tr>
+      <w:tr>
+        <w:tc>
+          <w:tcPr>
+            <w:tcW w:type="dxa" w:w="3264"/>
+          </w:tcPr>
+          <w:p>
+            <w:pPr>
+              <w:spacing w:after="40"/>
+            </w:pPr>
+            <w:r>
+              <w:rPr>
+                <w:color w:val="2C3142"/>
+                <w:sz w:val="20"/>
+              </w:rPr>
+              <w:t>κ = λ/C (diffusivity)</w:t>
+            </w:r>
+          </w:p>
+        </w:tc>
+        <w:tc>
+          <w:tcPr>
+            <w:tcW w:type="dxa" w:w="3264"/>
+          </w:tcPr>
+          <w:p>
+            <w:pPr>
+              <w:spacing w:after="40"/>
+            </w:pPr>
+            <w:r>
+              <w:rPr>
+                <w:color w:val="2C3142"/>
+                <w:sz w:val="20"/>
+              </w:rPr>
+              <w:t>2.31 × 10⁻⁷ m²/s</w:t>
+            </w:r>
+          </w:p>
+        </w:tc>
+        <w:tc>
+          <w:tcPr>
+            <w:tcW w:type="dxa" w:w="3264"/>
+          </w:tcPr>
+          <w:p>
+            <w:pPr>
+              <w:spacing w:after="40"/>
+            </w:pPr>
+            <w:r>
+              <w:rPr>
+                <w:color w:val="2C3142"/>
+                <w:sz w:val="20"/>
+              </w:rPr>
+              <w:t>Derived from λ, C</w:t>
+            </w:r>
+          </w:p>
+        </w:tc>
+      </w:tr>
+      <w:tr>
+        <w:tc>
+          <w:tcPr>
+            <w:tcW w:type="dxa" w:w="3264"/>
+          </w:tcPr>
+          <w:p>
+            <w:pPr>
+              <w:spacing w:after="40"/>
+            </w:pPr>
+            <w:r>
+              <w:rPr>
+                <w:color w:val="2C3142"/>
+                <w:sz w:val="20"/>
+              </w:rPr>
+              <w:t>d = √(2κ/ω) (damping depth)</w:t>
+            </w:r>
+          </w:p>
+        </w:tc>
+        <w:tc>
+          <w:tcPr>
+            <w:tcW w:type="dxa" w:w="3264"/>
+          </w:tcPr>
+          <w:p>
+            <w:pPr>
+              <w:spacing w:after="40"/>
+            </w:pPr>
+            <w:r>
+              <w:rPr>
+                <w:color w:val="2C3142"/>
+                <w:sz w:val="20"/>
+              </w:rPr>
+              <w:t>0.0797 m = 7.97 cm</w:t>
+            </w:r>
+          </w:p>
+        </w:tc>
+        <w:tc>
+          <w:tcPr>
+            <w:tcW w:type="dxa" w:w="3264"/>
+          </w:tcPr>
+          <w:p>
+            <w:pPr>
+              <w:spacing w:after="40"/>
+            </w:pPr>
+            <w:r>
+              <w:rPr>
+                <w:color w:val="2C3142"/>
+                <w:sz w:val="20"/>
+              </w:rPr>
+              <w:t>Daily wave decays to 37 % at this depth</w:t>
+            </w:r>
+          </w:p>
+        </w:tc>
+      </w:tr>
+      <w:tr>
+        <w:tc>
+          <w:tcPr>
+            <w:tcW w:type="dxa" w:w="3264"/>
+          </w:tcPr>
+          <w:p>
+            <w:pPr>
+              <w:spacing w:after="40"/>
+            </w:pPr>
+            <w:r>
+              <w:rPr>
+                <w:color w:val="2C3142"/>
+                <w:sz w:val="20"/>
+              </w:rPr>
+              <w:t>Grid</w:t>
+            </w:r>
+          </w:p>
+        </w:tc>
+        <w:tc>
+          <w:tcPr>
+            <w:tcW w:type="dxa" w:w="3264"/>
+          </w:tcPr>
+          <w:p>
+            <w:pPr>
+              <w:spacing w:after="40"/>
+            </w:pPr>
+            <w:r>
+              <w:rPr>
+                <w:color w:val="2C3142"/>
+                <w:sz w:val="20"/>
+              </w:rPr>
+              <w:t>Uniform Δz = 1 cm, 201 cells (z = 0, 1, 2, ..., 200 cm)</w:t>
+            </w:r>
+          </w:p>
+        </w:tc>
+        <w:tc>
+          <w:tcPr>
+            <w:tcW w:type="dxa" w:w="3264"/>
+          </w:tcPr>
+          <w:p>
+            <w:pPr>
+              <w:spacing w:after="40"/>
+            </w:pPr>
+            <w:r>
+              <w:rPr>
+                <w:color w:val="2C3142"/>
+                <w:sz w:val="20"/>
+              </w:rPr>
+              <w:t>Clean comparison to analytical solution</w:t>
+            </w:r>
+          </w:p>
+        </w:tc>
+      </w:tr>
+      <w:tr>
+        <w:tc>
+          <w:tcPr>
+            <w:tcW w:type="dxa" w:w="3264"/>
+          </w:tcPr>
+          <w:p>
+            <w:pPr>
+              <w:spacing w:after="40"/>
+            </w:pPr>
+            <w:r>
+              <w:rPr>
+                <w:color w:val="2C3142"/>
+                <w:sz w:val="20"/>
+              </w:rPr>
+              <w:t>T_mean</w:t>
+            </w:r>
+          </w:p>
+        </w:tc>
+        <w:tc>
+          <w:tcPr>
+            <w:tcW w:type="dxa" w:w="3264"/>
+          </w:tcPr>
+          <w:p>
+            <w:pPr>
+              <w:spacing w:after="40"/>
+            </w:pPr>
+            <w:r>
+              <w:rPr>
+                <w:color w:val="2C3142"/>
+                <w:sz w:val="20"/>
+              </w:rPr>
+              <w:t>292.5 K (= 19.35 °C)</w:t>
+            </w:r>
+          </w:p>
+        </w:tc>
+        <w:tc>
+          <w:tcPr>
+            <w:tcW w:type="dxa" w:w="3264"/>
+          </w:tcPr>
+          <w:p>
+            <w:pPr>
+              <w:spacing w:after="40"/>
+            </w:pPr>
+            <w:r>
+              <w:rPr>
+                <w:color w:val="2C3142"/>
+                <w:sz w:val="20"/>
+              </w:rPr>
+              <w:t>Daily-mean surface temperature</w:t>
+            </w:r>
+          </w:p>
+        </w:tc>
+      </w:tr>
+      <w:tr>
+        <w:tc>
+          <w:tcPr>
+            <w:tcW w:type="dxa" w:w="3264"/>
+          </w:tcPr>
+          <w:p>
+            <w:pPr>
+              <w:spacing w:after="40"/>
+            </w:pPr>
+            <w:r>
+              <w:rPr>
+                <w:color w:val="2C3142"/>
+                <w:sz w:val="20"/>
+              </w:rPr>
+              <w:t>A_0</w:t>
+            </w:r>
+          </w:p>
+        </w:tc>
+        <w:tc>
+          <w:tcPr>
+            <w:tcW w:type="dxa" w:w="3264"/>
+          </w:tcPr>
+          <w:p>
+            <w:pPr>
+              <w:spacing w:after="40"/>
+            </w:pPr>
+            <w:r>
+              <w:rPr>
+                <w:color w:val="2C3142"/>
+                <w:sz w:val="20"/>
+              </w:rPr>
+              <w:t>7.5 K</w:t>
+            </w:r>
+          </w:p>
+        </w:tc>
+        <w:tc>
+          <w:tcPr>
+            <w:tcW w:type="dxa" w:w="3264"/>
+          </w:tcPr>
+          <w:p>
+            <w:pPr>
+              <w:spacing w:after="40"/>
+            </w:pPr>
+            <w:r>
+              <w:rPr>
+                <w:color w:val="2C3142"/>
+                <w:sz w:val="20"/>
+              </w:rPr>
+              <w:t>Half the peak-to-trough surface swing</w:t>
+            </w:r>
+          </w:p>
+        </w:tc>
+      </w:tr>
+      <w:tr>
+        <w:tc>
+          <w:tcPr>
+            <w:tcW w:type="dxa" w:w="3264"/>
+          </w:tcPr>
+          <w:p>
+            <w:pPr>
+              <w:spacing w:after="40"/>
+            </w:pPr>
+            <w:r>
+              <w:rPr>
+                <w:color w:val="2C3142"/>
+                <w:sz w:val="20"/>
+              </w:rPr>
+              <w:t>ω</w:t>
+            </w:r>
+          </w:p>
+        </w:tc>
+        <w:tc>
+          <w:tcPr>
+            <w:tcW w:type="dxa" w:w="3264"/>
+          </w:tcPr>
+          <w:p>
+            <w:pPr>
+              <w:spacing w:after="40"/>
+            </w:pPr>
+            <w:r>
+              <w:rPr>
+                <w:color w:val="2C3142"/>
+                <w:sz w:val="20"/>
+              </w:rPr>
+              <w:t>2π/86400 ≈ 7.27 × 10⁻⁵ rad/s</w:t>
+            </w:r>
+          </w:p>
+        </w:tc>
+        <w:tc>
+          <w:tcPr>
+            <w:tcW w:type="dxa" w:w="3264"/>
+          </w:tcPr>
+          <w:p>
+            <w:pPr>
+              <w:spacing w:after="40"/>
+            </w:pPr>
+            <w:r>
+              <w:rPr>
+                <w:color w:val="2C3142"/>
+                <w:sz w:val="20"/>
+              </w:rPr>
+              <w:t>One full diurnal cycle per day</w:t>
+            </w:r>
+          </w:p>
+        </w:tc>
+      </w:tr>
+      <w:tr>
+        <w:tc>
+          <w:tcPr>
+            <w:tcW w:type="dxa" w:w="3264"/>
+          </w:tcPr>
+          <w:p>
+            <w:pPr>
+              <w:spacing w:after="40"/>
+            </w:pPr>
+            <w:r>
+              <w:rPr>
+                <w:color w:val="2C3142"/>
+                <w:sz w:val="20"/>
+              </w:rPr>
+              <w:t>Top BC</w:t>
+            </w:r>
+          </w:p>
+        </w:tc>
+        <w:tc>
+          <w:tcPr>
+            <w:tcW w:type="dxa" w:w="3264"/>
+          </w:tcPr>
+          <w:p>
+            <w:pPr>
+              <w:spacing w:after="40"/>
+            </w:pPr>
+            <w:r>
+              <w:rPr>
+                <w:color w:val="2C3142"/>
+                <w:sz w:val="20"/>
+              </w:rPr>
+              <w:t>T_s⁰(t) = 292.5 + 7.5 · cos(ω t) K  [PRESCRIBED]</w:t>
+            </w:r>
+          </w:p>
+        </w:tc>
+        <w:tc>
+          <w:tcPr>
+            <w:tcW w:type="dxa" w:w="3264"/>
+          </w:tcPr>
+          <w:p>
+            <w:pPr>
+              <w:spacing w:after="40"/>
+            </w:pPr>
+            <w:r>
+              <w:rPr>
+                <w:color w:val="2C3142"/>
+                <w:sz w:val="20"/>
+              </w:rPr>
+              <w:t>Set explicitly; no SEB needed</w:t>
+            </w:r>
+          </w:p>
+        </w:tc>
+      </w:tr>
+      <w:tr>
+        <w:tc>
+          <w:tcPr>
+            <w:tcW w:type="dxa" w:w="3264"/>
+          </w:tcPr>
+          <w:p>
+            <w:pPr>
+              <w:spacing w:after="40"/>
+            </w:pPr>
+            <w:r>
+              <w:rPr>
+                <w:color w:val="2C3142"/>
+                <w:sz w:val="20"/>
+              </w:rPr>
+              <w:t>Bottom BC</w:t>
+            </w:r>
+          </w:p>
+        </w:tc>
+        <w:tc>
+          <w:tcPr>
+            <w:tcW w:type="dxa" w:w="3264"/>
+          </w:tcPr>
+          <w:p>
+            <w:pPr>
+              <w:spacing w:after="40"/>
+            </w:pPr>
+            <w:r>
+              <w:rPr>
+                <w:color w:val="2C3142"/>
+                <w:sz w:val="20"/>
+              </w:rPr>
+              <w:t>T[N-1] = T[N-2]  [zero-flux Neumann at z = 2 m]</w:t>
+            </w:r>
+          </w:p>
+        </w:tc>
+        <w:tc>
+          <w:tcPr>
+            <w:tcW w:type="dxa" w:w="3264"/>
+          </w:tcPr>
+          <w:p>
+            <w:pPr>
+              <w:spacing w:after="40"/>
+            </w:pPr>
+            <w:r>
+              <w:rPr>
+                <w:color w:val="2C3142"/>
+                <w:sz w:val="20"/>
+              </w:rPr>
+              <w:t>Damped signal already negligible</w:t>
+            </w:r>
+          </w:p>
+        </w:tc>
+      </w:tr>
+      <w:tr>
+        <w:tc>
+          <w:tcPr>
+            <w:tcW w:type="dxa" w:w="3264"/>
+          </w:tcPr>
+          <w:p>
+            <w:pPr>
+              <w:spacing w:after="40"/>
+            </w:pPr>
+            <w:r>
+              <w:rPr>
+                <w:color w:val="2C3142"/>
+                <w:sz w:val="20"/>
+              </w:rPr>
+              <w:t>Initial condition</w:t>
+            </w:r>
+          </w:p>
+        </w:tc>
+        <w:tc>
+          <w:tcPr>
+            <w:tcW w:type="dxa" w:w="3264"/>
+          </w:tcPr>
+          <w:p>
+            <w:pPr>
+              <w:spacing w:after="40"/>
+            </w:pPr>
+            <w:r>
+              <w:rPr>
+                <w:color w:val="2C3142"/>
+                <w:sz w:val="20"/>
+              </w:rPr>
+              <w:t>Analytical damping-depth profile at t = 0</w:t>
+            </w:r>
+          </w:p>
+        </w:tc>
+        <w:tc>
+          <w:tcPr>
+            <w:tcW w:type="dxa" w:w="3264"/>
+          </w:tcPr>
+          <w:p>
+            <w:pPr>
+              <w:spacing w:after="40"/>
+            </w:pPr>
+            <w:r>
+              <w:rPr>
+                <w:color w:val="2C3142"/>
+                <w:sz w:val="20"/>
+              </w:rPr>
+              <w:t>Skip spin-up, start in quasi-equilibrium</w:t>
+            </w:r>
+          </w:p>
+        </w:tc>
+      </w:tr>
+      <w:tr>
+        <w:tc>
+          <w:tcPr>
+            <w:tcW w:type="dxa" w:w="3264"/>
+          </w:tcPr>
+          <w:p>
+            <w:pPr>
+              <w:spacing w:after="40"/>
+            </w:pPr>
+            <w:r>
+              <w:rPr>
+                <w:color w:val="2C3142"/>
+                <w:sz w:val="20"/>
+              </w:rPr>
+              <w:t>Integration</w:t>
+            </w:r>
+          </w:p>
+        </w:tc>
+        <w:tc>
+          <w:tcPr>
+            <w:tcW w:type="dxa" w:w="3264"/>
+          </w:tcPr>
+          <w:p>
+            <w:pPr>
+              <w:spacing w:after="40"/>
+            </w:pPr>
+            <w:r>
+              <w:rPr>
+                <w:color w:val="2C3142"/>
+                <w:sz w:val="20"/>
+              </w:rPr>
+              <w:t>5 days; day-5 used for diagnostics</w:t>
+            </w:r>
+          </w:p>
+        </w:tc>
+        <w:tc>
+          <w:tcPr>
+            <w:tcW w:type="dxa" w:w="3264"/>
+          </w:tcPr>
+          <w:p>
+            <w:pPr>
+              <w:spacing w:after="40"/>
+            </w:pPr>
+            <w:r>
+              <w:rPr>
+                <w:color w:val="2C3142"/>
+                <w:sz w:val="20"/>
+              </w:rPr>
+              <w:t>Any transient from non-perfect IC has decayed</w:t>
+            </w:r>
+          </w:p>
+        </w:tc>
+      </w:tr>
+    </w:tbl>
+    <w:p>
+      <w:pPr>
+        <w:spacing w:before="280" w:after="120"/>
+      </w:pPr>
+      <w:r>
+        <w:rPr>
+          <w:b/>
+          <w:color w:val="6B5CB5"/>
+          <w:sz w:val="32"/>
+        </w:rPr>
+        <w:t>12. Where Does the Initial Temperature at Each Cell Come From?</w:t>
+      </w:r>
+    </w:p>
+    <w:p>
+      <w:pPr>
+        <w:spacing w:after="120"/>
+      </w:pPr>
+      <w:r>
+        <w:t>The initial condition is used ONCE at t = 0. After that, the IC has no further role — the simulation is driven forward by the BCs and the θ-method update.</w:t>
+      </w:r>
+    </w:p>
+    <w:p>
+      <w:pPr>
+        <w:spacing w:before="280" w:after="120"/>
+      </w:pPr>
+      <w:r>
+        <w:rPr>
+          <w:b/>
+          <w:color w:val="6B5CB5"/>
+          <w:sz w:val="26"/>
+        </w:rPr>
+        <w:t>12a. The formula</w:t>
+      </w:r>
+    </w:p>
+    <w:p>
+      <w:pPr>
+        <w:spacing w:after="120"/>
+      </w:pPr>
+      <w:r>
+        <w:t>We set every cell's temperature using the analytical damping-depth solution evaluated at t = 0:</w:t>
+      </w:r>
+    </w:p>
+    <w:p>
+      <w:pPr>
+        <w:spacing w:before="80" w:after="160"/>
+        <w:jc w:val="center"/>
+      </w:pPr>
+      <w:r>
+        <w:rPr>
+          <w:rFonts w:ascii="Cambria Math" w:hAnsi="Cambria Math"/>
+          <w:color w:val="2C3142"/>
+          <w:sz w:val="26"/>
+        </w:rPr>
+        <w:t>T(z, 0)  =  T_mean  +  A₀ · exp(−z / d) · cos(−z / d)</w:t>
+      </w:r>
+    </w:p>
+    <w:p>
+      <w:pPr>
+        <w:spacing w:after="120"/>
+      </w:pPr>
+      <w:r>
+        <w:t>Two pieces multiply A₀: the exponential envelope exp(−z/d) which shrinks amplitude with depth, and the cosine cos(−z/d) which encodes the phase delay with depth.</w:t>
+      </w:r>
+    </w:p>
+    <w:p>
+      <w:pPr>
+        <w:spacing w:before="280" w:after="120"/>
+      </w:pPr>
+      <w:r>
+        <w:rPr>
+          <w:b/>
+          <w:color w:val="6B5CB5"/>
+          <w:sz w:val="26"/>
+        </w:rPr>
+        <w:t>12b. Worked-out initial values for Test 1</w:t>
+      </w:r>
+    </w:p>
+    <w:p>
+      <w:pPr>
+        <w:spacing w:after="120"/>
+      </w:pPr>
+      <w:r>
+        <w:t>Plugging in T_mean = 292.5 K, A_0 = 7.5 K, d = 7.97 cm:</w:t>
+      </w:r>
+    </w:p>
+    <w:tbl>
+      <w:tblPr>
+        <w:tblStyle w:val="LightGrid-Accent1"/>
+        <w:tblW w:type="auto" w:w="0"/>
+        <w:tblLayout w:type="autofit"/>
+        <w:tblLook w:firstColumn="1" w:firstRow="1" w:lastColumn="0" w:lastRow="0" w:noHBand="0" w:noVBand="1" w:val="04A0"/>
+      </w:tblPr>
+      <w:tblGrid>
+        <w:gridCol w:w="1632"/>
+        <w:gridCol w:w="1632"/>
+        <w:gridCol w:w="1632"/>
+        <w:gridCol w:w="1632"/>
+        <w:gridCol w:w="1632"/>
+        <w:gridCol w:w="1632"/>
+      </w:tblGrid>
+      <w:tr>
+        <w:tc>
+          <w:tcPr>
+            <w:tcW w:type="dxa" w:w="1632"/>
+            <w:shd w:fill="6B5CB5"/>
+          </w:tcPr>
+          <w:p>
+            <w:pPr>
+              <w:spacing w:after="40"/>
+            </w:pPr>
+            <w:r>
+              <w:rPr>
+                <w:b/>
+                <w:color w:val="FFFFFF"/>
+                <w:sz w:val="20"/>
+              </w:rPr>
+              <w:t>Cell</w:t>
+            </w:r>
+          </w:p>
+        </w:tc>
+        <w:tc>
+          <w:tcPr>
+            <w:tcW w:type="dxa" w:w="1632"/>
+            <w:shd w:fill="6B5CB5"/>
+          </w:tcPr>
+          <w:p>
+            <w:pPr>
+              <w:spacing w:after="40"/>
+            </w:pPr>
+            <w:r>
+              <w:rPr>
+                <w:b/>
+                <w:color w:val="FFFFFF"/>
+                <w:sz w:val="20"/>
+              </w:rPr>
+              <w:t>Depth z (cm)</w:t>
+            </w:r>
+          </w:p>
+        </w:tc>
+        <w:tc>
+          <w:tcPr>
+            <w:tcW w:type="dxa" w:w="1632"/>
+            <w:shd w:fill="6B5CB5"/>
+          </w:tcPr>
+          <w:p>
+            <w:pPr>
+              <w:spacing w:after="40"/>
+            </w:pPr>
+            <w:r>
+              <w:rPr>
+                <w:b/>
+                <w:color w:val="FFFFFF"/>
+                <w:sz w:val="20"/>
+              </w:rPr>
+              <w:t>z/d</w:t>
+            </w:r>
+          </w:p>
+        </w:tc>
+        <w:tc>
+          <w:tcPr>
+            <w:tcW w:type="dxa" w:w="1632"/>
+            <w:shd w:fill="6B5CB5"/>
+          </w:tcPr>
+          <w:p>
+            <w:pPr>
+              <w:spacing w:after="40"/>
+            </w:pPr>
+            <w:r>
+              <w:rPr>
+                <w:b/>
+                <w:color w:val="FFFFFF"/>
+                <w:sz w:val="20"/>
+              </w:rPr>
+              <w:t>exp(−z/d)</w:t>
+            </w:r>
+          </w:p>
+        </w:tc>
+        <w:tc>
+          <w:tcPr>
+            <w:tcW w:type="dxa" w:w="1632"/>
+            <w:shd w:fill="6B5CB5"/>
+          </w:tcPr>
+          <w:p>
+            <w:pPr>
+              <w:spacing w:after="40"/>
+            </w:pPr>
+            <w:r>
+              <w:rPr>
+                <w:b/>
+                <w:color w:val="FFFFFF"/>
+                <w:sz w:val="20"/>
+              </w:rPr>
+              <w:t>cos(−z/d)</w:t>
+            </w:r>
+          </w:p>
+        </w:tc>
+        <w:tc>
+          <w:tcPr>
+            <w:tcW w:type="dxa" w:w="1632"/>
+            <w:shd w:fill="6B5CB5"/>
+          </w:tcPr>
+          <w:p>
+            <w:pPr>
+              <w:spacing w:after="40"/>
+            </w:pPr>
+            <w:r>
+              <w:rPr>
+                <w:b/>
+                <w:color w:val="FFFFFF"/>
+                <w:sz w:val="20"/>
+              </w:rPr>
+              <w:t>T(z, 0) (K)</w:t>
+            </w:r>
+          </w:p>
+        </w:tc>
+      </w:tr>
+      <w:tr>
+        <w:tc>
+          <w:tcPr>
+            <w:tcW w:type="dxa" w:w="1632"/>
+          </w:tcPr>
+          <w:p>
+            <w:pPr>
+              <w:spacing w:after="40"/>
+            </w:pPr>
+            <w:r>
+              <w:rPr>
+                <w:color w:val="2C3142"/>
+                <w:sz w:val="20"/>
+              </w:rPr>
+              <w:t>Cell 0 (surface)</w:t>
+            </w:r>
+          </w:p>
+        </w:tc>
+        <w:tc>
+          <w:tcPr>
+            <w:tcW w:type="dxa" w:w="1632"/>
+          </w:tcPr>
+          <w:p>
+            <w:pPr>
+              <w:spacing w:after="40"/>
+            </w:pPr>
+            <w:r>
+              <w:rPr>
+                <w:color w:val="2C3142"/>
+                <w:sz w:val="20"/>
+              </w:rPr>
+              <w:t>0</w:t>
+            </w:r>
+          </w:p>
+        </w:tc>
+        <w:tc>
+          <w:tcPr>
+            <w:tcW w:type="dxa" w:w="1632"/>
+          </w:tcPr>
+          <w:p>
+            <w:pPr>
+              <w:spacing w:after="40"/>
+            </w:pPr>
+            <w:r>
+              <w:rPr>
+                <w:color w:val="2C3142"/>
+                <w:sz w:val="20"/>
+              </w:rPr>
+              <w:t>0.00</w:t>
+            </w:r>
+          </w:p>
+        </w:tc>
+        <w:tc>
+          <w:tcPr>
+            <w:tcW w:type="dxa" w:w="1632"/>
+          </w:tcPr>
+          <w:p>
+            <w:pPr>
+              <w:spacing w:after="40"/>
+            </w:pPr>
+            <w:r>
+              <w:rPr>
+                <w:color w:val="2C3142"/>
+                <w:sz w:val="20"/>
+              </w:rPr>
+              <w:t>1.000</w:t>
+            </w:r>
+          </w:p>
+        </w:tc>
+        <w:tc>
+          <w:tcPr>
+            <w:tcW w:type="dxa" w:w="1632"/>
+          </w:tcPr>
+          <w:p>
+            <w:pPr>
+              <w:spacing w:after="40"/>
+            </w:pPr>
+            <w:r>
+              <w:rPr>
+                <w:color w:val="2C3142"/>
+                <w:sz w:val="20"/>
+              </w:rPr>
+              <w:t>1.000</w:t>
+            </w:r>
+          </w:p>
+        </w:tc>
+        <w:tc>
+          <w:tcPr>
+            <w:tcW w:type="dxa" w:w="1632"/>
+          </w:tcPr>
+          <w:p>
+            <w:pPr>
+              <w:spacing w:after="40"/>
+            </w:pPr>
+            <w:r>
+              <w:rPr>
+                <w:color w:val="2C3142"/>
+                <w:sz w:val="20"/>
+              </w:rPr>
+              <w:t>300.00</w:t>
+            </w:r>
+          </w:p>
+        </w:tc>
+      </w:tr>
+      <w:tr>
+        <w:tc>
+          <w:tcPr>
+            <w:tcW w:type="dxa" w:w="1632"/>
+          </w:tcPr>
+          <w:p>
+            <w:pPr>
+              <w:spacing w:after="40"/>
+            </w:pPr>
+            <w:r>
+              <w:rPr>
+                <w:color w:val="2C3142"/>
+                <w:sz w:val="20"/>
+              </w:rPr>
+              <w:t>Cell 1</w:t>
+            </w:r>
+          </w:p>
+        </w:tc>
+        <w:tc>
+          <w:tcPr>
+            <w:tcW w:type="dxa" w:w="1632"/>
+          </w:tcPr>
+          <w:p>
+            <w:pPr>
+              <w:spacing w:after="40"/>
+            </w:pPr>
+            <w:r>
+              <w:rPr>
+                <w:color w:val="2C3142"/>
+                <w:sz w:val="20"/>
+              </w:rPr>
+              <w:t>1</w:t>
+            </w:r>
+          </w:p>
+        </w:tc>
+        <w:tc>
+          <w:tcPr>
+            <w:tcW w:type="dxa" w:w="1632"/>
+          </w:tcPr>
+          <w:p>
+            <w:pPr>
+              <w:spacing w:after="40"/>
+            </w:pPr>
+            <w:r>
+              <w:rPr>
+                <w:color w:val="2C3142"/>
+                <w:sz w:val="20"/>
+              </w:rPr>
+              <w:t>0.125</w:t>
+            </w:r>
+          </w:p>
+        </w:tc>
+        <w:tc>
+          <w:tcPr>
+            <w:tcW w:type="dxa" w:w="1632"/>
+          </w:tcPr>
+          <w:p>
+            <w:pPr>
+              <w:spacing w:after="40"/>
+            </w:pPr>
+            <w:r>
+              <w:rPr>
+                <w:color w:val="2C3142"/>
+                <w:sz w:val="20"/>
+              </w:rPr>
+              <w:t>0.882</w:t>
+            </w:r>
+          </w:p>
+        </w:tc>
+        <w:tc>
+          <w:tcPr>
+            <w:tcW w:type="dxa" w:w="1632"/>
+          </w:tcPr>
+          <w:p>
+            <w:pPr>
+              <w:spacing w:after="40"/>
+            </w:pPr>
+            <w:r>
+              <w:rPr>
+                <w:color w:val="2C3142"/>
+                <w:sz w:val="20"/>
+              </w:rPr>
+              <w:t>0.992</w:t>
+            </w:r>
+          </w:p>
+        </w:tc>
+        <w:tc>
+          <w:tcPr>
+            <w:tcW w:type="dxa" w:w="1632"/>
+          </w:tcPr>
+          <w:p>
+            <w:pPr>
+              <w:spacing w:after="40"/>
+            </w:pPr>
+            <w:r>
+              <w:rPr>
+                <w:color w:val="2C3142"/>
+                <w:sz w:val="20"/>
+              </w:rPr>
+              <w:t>299.07</w:t>
+            </w:r>
+          </w:p>
+        </w:tc>
+      </w:tr>
+      <w:tr>
+        <w:tc>
+          <w:tcPr>
+            <w:tcW w:type="dxa" w:w="1632"/>
+          </w:tcPr>
+          <w:p>
+            <w:pPr>
+              <w:spacing w:after="40"/>
+            </w:pPr>
+            <w:r>
+              <w:rPr>
+                <w:color w:val="2C3142"/>
+                <w:sz w:val="20"/>
+              </w:rPr>
+              <w:t>Cell 5</w:t>
+            </w:r>
+          </w:p>
+        </w:tc>
+        <w:tc>
+          <w:tcPr>
+            <w:tcW w:type="dxa" w:w="1632"/>
+          </w:tcPr>
+          <w:p>
+            <w:pPr>
+              <w:spacing w:after="40"/>
+            </w:pPr>
+            <w:r>
+              <w:rPr>
+                <w:color w:val="2C3142"/>
+                <w:sz w:val="20"/>
+              </w:rPr>
+              <w:t>5</w:t>
+            </w:r>
+          </w:p>
+        </w:tc>
+        <w:tc>
+          <w:tcPr>
+            <w:tcW w:type="dxa" w:w="1632"/>
+          </w:tcPr>
+          <w:p>
+            <w:pPr>
+              <w:spacing w:after="40"/>
+            </w:pPr>
+            <w:r>
+              <w:rPr>
+                <w:color w:val="2C3142"/>
+                <w:sz w:val="20"/>
+              </w:rPr>
+              <w:t>0.627</w:t>
+            </w:r>
+          </w:p>
+        </w:tc>
+        <w:tc>
+          <w:tcPr>
+            <w:tcW w:type="dxa" w:w="1632"/>
+          </w:tcPr>
+          <w:p>
+            <w:pPr>
+              <w:spacing w:after="40"/>
+            </w:pPr>
+            <w:r>
+              <w:rPr>
+                <w:color w:val="2C3142"/>
+                <w:sz w:val="20"/>
+              </w:rPr>
+              <w:t>0.535</w:t>
+            </w:r>
+          </w:p>
+        </w:tc>
+        <w:tc>
+          <w:tcPr>
+            <w:tcW w:type="dxa" w:w="1632"/>
+          </w:tcPr>
+          <w:p>
+            <w:pPr>
+              <w:spacing w:after="40"/>
+            </w:pPr>
+            <w:r>
+              <w:rPr>
+                <w:color w:val="2C3142"/>
+                <w:sz w:val="20"/>
+              </w:rPr>
+              <w:t>0.810</w:t>
+            </w:r>
+          </w:p>
+        </w:tc>
+        <w:tc>
+          <w:tcPr>
+            <w:tcW w:type="dxa" w:w="1632"/>
+          </w:tcPr>
+          <w:p>
+            <w:pPr>
+              <w:spacing w:after="40"/>
+            </w:pPr>
+            <w:r>
+              <w:rPr>
+                <w:color w:val="2C3142"/>
+                <w:sz w:val="20"/>
+              </w:rPr>
+              <w:t>295.75</w:t>
+            </w:r>
+          </w:p>
+        </w:tc>
+      </w:tr>
+      <w:tr>
+        <w:tc>
+          <w:tcPr>
+            <w:tcW w:type="dxa" w:w="1632"/>
+          </w:tcPr>
+          <w:p>
+            <w:pPr>
+              <w:spacing w:after="40"/>
+            </w:pPr>
+            <w:r>
+              <w:rPr>
+                <w:color w:val="2C3142"/>
+                <w:sz w:val="20"/>
+              </w:rPr>
+              <w:t>Cell 8</w:t>
+            </w:r>
+          </w:p>
+        </w:tc>
+        <w:tc>
+          <w:tcPr>
+            <w:tcW w:type="dxa" w:w="1632"/>
+          </w:tcPr>
+          <w:p>
+            <w:pPr>
+              <w:spacing w:after="40"/>
+            </w:pPr>
+            <w:r>
+              <w:rPr>
+                <w:color w:val="2C3142"/>
+                <w:sz w:val="20"/>
+              </w:rPr>
+              <w:t>8</w:t>
+            </w:r>
+          </w:p>
+        </w:tc>
+        <w:tc>
+          <w:tcPr>
+            <w:tcW w:type="dxa" w:w="1632"/>
+          </w:tcPr>
+          <w:p>
+            <w:pPr>
+              <w:spacing w:after="40"/>
+            </w:pPr>
+            <w:r>
+              <w:rPr>
+                <w:color w:val="2C3142"/>
+                <w:sz w:val="20"/>
+              </w:rPr>
+              <w:t>1.00</w:t>
+            </w:r>
+          </w:p>
+        </w:tc>
+        <w:tc>
+          <w:tcPr>
+            <w:tcW w:type="dxa" w:w="1632"/>
+          </w:tcPr>
+          <w:p>
+            <w:pPr>
+              <w:spacing w:after="40"/>
+            </w:pPr>
+            <w:r>
+              <w:rPr>
+                <w:color w:val="2C3142"/>
+                <w:sz w:val="20"/>
+              </w:rPr>
+              <w:t>0.368</w:t>
+            </w:r>
+          </w:p>
+        </w:tc>
+        <w:tc>
+          <w:tcPr>
+            <w:tcW w:type="dxa" w:w="1632"/>
+          </w:tcPr>
+          <w:p>
+            <w:pPr>
+              <w:spacing w:after="40"/>
+            </w:pPr>
+            <w:r>
+              <w:rPr>
+                <w:color w:val="2C3142"/>
+                <w:sz w:val="20"/>
+              </w:rPr>
+              <w:t>0.540</w:t>
+            </w:r>
+          </w:p>
+        </w:tc>
+        <w:tc>
+          <w:tcPr>
+            <w:tcW w:type="dxa" w:w="1632"/>
+          </w:tcPr>
+          <w:p>
+            <w:pPr>
+              <w:spacing w:after="40"/>
+            </w:pPr>
+            <w:r>
+              <w:rPr>
+                <w:color w:val="2C3142"/>
+                <w:sz w:val="20"/>
+              </w:rPr>
+              <w:t>294.00</w:t>
+            </w:r>
+          </w:p>
+        </w:tc>
+      </w:tr>
+      <w:tr>
+        <w:tc>
+          <w:tcPr>
+            <w:tcW w:type="dxa" w:w="1632"/>
+          </w:tcPr>
+          <w:p>
+            <w:pPr>
+              <w:spacing w:after="40"/>
+            </w:pPr>
+            <w:r>
+              <w:rPr>
+                <w:color w:val="2C3142"/>
+                <w:sz w:val="20"/>
+              </w:rPr>
+              <w:t>Cell 10 (≈ d)</w:t>
+            </w:r>
+          </w:p>
+        </w:tc>
+        <w:tc>
+          <w:tcPr>
+            <w:tcW w:type="dxa" w:w="1632"/>
+          </w:tcPr>
+          <w:p>
+            <w:pPr>
+              <w:spacing w:after="40"/>
+            </w:pPr>
+            <w:r>
+              <w:rPr>
+                <w:color w:val="2C3142"/>
+                <w:sz w:val="20"/>
+              </w:rPr>
+              <w:t>10</w:t>
+            </w:r>
+          </w:p>
+        </w:tc>
+        <w:tc>
+          <w:tcPr>
+            <w:tcW w:type="dxa" w:w="1632"/>
+          </w:tcPr>
+          <w:p>
+            <w:pPr>
+              <w:spacing w:after="40"/>
+            </w:pPr>
+            <w:r>
+              <w:rPr>
+                <w:color w:val="2C3142"/>
+                <w:sz w:val="20"/>
+              </w:rPr>
+              <w:t>1.255</w:t>
+            </w:r>
+          </w:p>
+        </w:tc>
+        <w:tc>
+          <w:tcPr>
+            <w:tcW w:type="dxa" w:w="1632"/>
+          </w:tcPr>
+          <w:p>
+            <w:pPr>
+              <w:spacing w:after="40"/>
+            </w:pPr>
+            <w:r>
+              <w:rPr>
+                <w:color w:val="2C3142"/>
+                <w:sz w:val="20"/>
+              </w:rPr>
+              <w:t>0.286</w:t>
+            </w:r>
+          </w:p>
+        </w:tc>
+        <w:tc>
+          <w:tcPr>
+            <w:tcW w:type="dxa" w:w="1632"/>
+          </w:tcPr>
+          <w:p>
+            <w:pPr>
+              <w:spacing w:after="40"/>
+            </w:pPr>
+            <w:r>
+              <w:rPr>
+                <w:color w:val="2C3142"/>
+                <w:sz w:val="20"/>
+              </w:rPr>
+              <w:t>0.310</w:t>
+            </w:r>
+          </w:p>
+        </w:tc>
+        <w:tc>
+          <w:tcPr>
+            <w:tcW w:type="dxa" w:w="1632"/>
+          </w:tcPr>
+          <w:p>
+            <w:pPr>
+              <w:spacing w:after="40"/>
+            </w:pPr>
+            <w:r>
+              <w:rPr>
+                <w:color w:val="2C3142"/>
+                <w:sz w:val="20"/>
+              </w:rPr>
+              <w:t>293.16</w:t>
+            </w:r>
+          </w:p>
+        </w:tc>
+      </w:tr>
+      <w:tr>
+        <w:tc>
+          <w:tcPr>
+            <w:tcW w:type="dxa" w:w="1632"/>
+          </w:tcPr>
+          <w:p>
+            <w:pPr>
+              <w:spacing w:after="40"/>
+            </w:pPr>
+            <w:r>
+              <w:rPr>
+                <w:color w:val="2C3142"/>
+                <w:sz w:val="20"/>
+              </w:rPr>
+              <w:t>Cell 20</w:t>
+            </w:r>
+          </w:p>
+        </w:tc>
+        <w:tc>
+          <w:tcPr>
+            <w:tcW w:type="dxa" w:w="1632"/>
+          </w:tcPr>
+          <w:p>
+            <w:pPr>
+              <w:spacing w:after="40"/>
+            </w:pPr>
+            <w:r>
+              <w:rPr>
+                <w:color w:val="2C3142"/>
+                <w:sz w:val="20"/>
+              </w:rPr>
+              <w:t>20</w:t>
+            </w:r>
+          </w:p>
+        </w:tc>
+        <w:tc>
+          <w:tcPr>
+            <w:tcW w:type="dxa" w:w="1632"/>
+          </w:tcPr>
+          <w:p>
+            <w:pPr>
+              <w:spacing w:after="40"/>
+            </w:pPr>
+            <w:r>
+              <w:rPr>
+                <w:color w:val="2C3142"/>
+                <w:sz w:val="20"/>
+              </w:rPr>
+              <w:t>2.510</w:t>
+            </w:r>
+          </w:p>
+        </w:tc>
+        <w:tc>
+          <w:tcPr>
+            <w:tcW w:type="dxa" w:w="1632"/>
+          </w:tcPr>
+          <w:p>
+            <w:pPr>
+              <w:spacing w:after="40"/>
+            </w:pPr>
+            <w:r>
+              <w:rPr>
+                <w:color w:val="2C3142"/>
+                <w:sz w:val="20"/>
+              </w:rPr>
+              <w:t>0.081</w:t>
+            </w:r>
+          </w:p>
+        </w:tc>
+        <w:tc>
+          <w:tcPr>
+            <w:tcW w:type="dxa" w:w="1632"/>
+          </w:tcPr>
+          <w:p>
+            <w:pPr>
+              <w:spacing w:after="40"/>
+            </w:pPr>
+            <w:r>
+              <w:rPr>
+                <w:color w:val="2C3142"/>
+                <w:sz w:val="20"/>
+              </w:rPr>
+              <w:t>−0.808</w:t>
+            </w:r>
+          </w:p>
+        </w:tc>
+        <w:tc>
+          <w:tcPr>
+            <w:tcW w:type="dxa" w:w="1632"/>
+          </w:tcPr>
+          <w:p>
+            <w:pPr>
+              <w:spacing w:after="40"/>
+            </w:pPr>
+            <w:r>
+              <w:rPr>
+                <w:color w:val="2C3142"/>
+                <w:sz w:val="20"/>
+              </w:rPr>
+              <w:t>292.01</w:t>
+            </w:r>
+          </w:p>
+        </w:tc>
+      </w:tr>
+      <w:tr>
+        <w:tc>
+          <w:tcPr>
+            <w:tcW w:type="dxa" w:w="1632"/>
+          </w:tcPr>
+          <w:p>
+            <w:pPr>
+              <w:spacing w:after="40"/>
+            </w:pPr>
+            <w:r>
+              <w:rPr>
+                <w:color w:val="2C3142"/>
+                <w:sz w:val="20"/>
+              </w:rPr>
+              <w:t>Cell 50</w:t>
+            </w:r>
+          </w:p>
+        </w:tc>
+        <w:tc>
+          <w:tcPr>
+            <w:tcW w:type="dxa" w:w="1632"/>
+          </w:tcPr>
+          <w:p>
+            <w:pPr>
+              <w:spacing w:after="40"/>
+            </w:pPr>
+            <w:r>
+              <w:rPr>
+                <w:color w:val="2C3142"/>
+                <w:sz w:val="20"/>
+              </w:rPr>
+              <w:t>50</w:t>
+            </w:r>
+          </w:p>
+        </w:tc>
+        <w:tc>
+          <w:tcPr>
+            <w:tcW w:type="dxa" w:w="1632"/>
+          </w:tcPr>
+          <w:p>
+            <w:pPr>
+              <w:spacing w:after="40"/>
+            </w:pPr>
+            <w:r>
+              <w:rPr>
+                <w:color w:val="2C3142"/>
+                <w:sz w:val="20"/>
+              </w:rPr>
+              <w:t>6.276</w:t>
+            </w:r>
+          </w:p>
+        </w:tc>
+        <w:tc>
+          <w:tcPr>
+            <w:tcW w:type="dxa" w:w="1632"/>
+          </w:tcPr>
+          <w:p>
+            <w:pPr>
+              <w:spacing w:after="40"/>
+            </w:pPr>
+            <w:r>
+              <w:rPr>
+                <w:color w:val="2C3142"/>
+                <w:sz w:val="20"/>
+              </w:rPr>
+              <w:t>0.0019</w:t>
+            </w:r>
+          </w:p>
+        </w:tc>
+        <w:tc>
+          <w:tcPr>
+            <w:tcW w:type="dxa" w:w="1632"/>
+          </w:tcPr>
+          <w:p>
+            <w:pPr>
+              <w:spacing w:after="40"/>
+            </w:pPr>
+            <w:r>
+              <w:rPr>
+                <w:color w:val="2C3142"/>
+                <w:sz w:val="20"/>
+              </w:rPr>
+              <w:t>0.999</w:t>
+            </w:r>
+          </w:p>
+        </w:tc>
+        <w:tc>
+          <w:tcPr>
+            <w:tcW w:type="dxa" w:w="1632"/>
+          </w:tcPr>
+          <w:p>
+            <w:pPr>
+              <w:spacing w:after="40"/>
+            </w:pPr>
+            <w:r>
+              <w:rPr>
+                <w:color w:val="2C3142"/>
+                <w:sz w:val="20"/>
+              </w:rPr>
+              <w:t>292.51</w:t>
+            </w:r>
+          </w:p>
+        </w:tc>
+      </w:tr>
+      <w:tr>
+        <w:tc>
+          <w:tcPr>
+            <w:tcW w:type="dxa" w:w="1632"/>
+          </w:tcPr>
+          <w:p>
+            <w:pPr>
+              <w:spacing w:after="40"/>
+            </w:pPr>
+            <w:r>
+              <w:rPr>
+                <w:color w:val="2C3142"/>
+                <w:sz w:val="20"/>
+              </w:rPr>
+              <w:t>Cell 100</w:t>
+            </w:r>
+          </w:p>
+        </w:tc>
+        <w:tc>
+          <w:tcPr>
+            <w:tcW w:type="dxa" w:w="1632"/>
+          </w:tcPr>
+          <w:p>
+            <w:pPr>
+              <w:spacing w:after="40"/>
+            </w:pPr>
+            <w:r>
+              <w:rPr>
+                <w:color w:val="2C3142"/>
+                <w:sz w:val="20"/>
+              </w:rPr>
+              <w:t>100</w:t>
+            </w:r>
+          </w:p>
+        </w:tc>
+        <w:tc>
+          <w:tcPr>
+            <w:tcW w:type="dxa" w:w="1632"/>
+          </w:tcPr>
+          <w:p>
+            <w:pPr>
+              <w:spacing w:after="40"/>
+            </w:pPr>
+            <w:r>
+              <w:rPr>
+                <w:color w:val="2C3142"/>
+                <w:sz w:val="20"/>
+              </w:rPr>
+              <w:t>12.55</w:t>
+            </w:r>
+          </w:p>
+        </w:tc>
+        <w:tc>
+          <w:tcPr>
+            <w:tcW w:type="dxa" w:w="1632"/>
+          </w:tcPr>
+          <w:p>
+            <w:pPr>
+              <w:spacing w:after="40"/>
+            </w:pPr>
+            <w:r>
+              <w:rPr>
+                <w:color w:val="2C3142"/>
+                <w:sz w:val="20"/>
+              </w:rPr>
+              <w:t>3.5e-6</w:t>
+            </w:r>
+          </w:p>
+        </w:tc>
+        <w:tc>
+          <w:tcPr>
+            <w:tcW w:type="dxa" w:w="1632"/>
+          </w:tcPr>
+          <w:p>
+            <w:pPr>
+              <w:spacing w:after="40"/>
+            </w:pPr>
+            <w:r>
+              <w:rPr>
+                <w:color w:val="2C3142"/>
+                <w:sz w:val="20"/>
+              </w:rPr>
+              <w:t>0.97</w:t>
+            </w:r>
+          </w:p>
+        </w:tc>
+        <w:tc>
+          <w:tcPr>
+            <w:tcW w:type="dxa" w:w="1632"/>
+          </w:tcPr>
+          <w:p>
+            <w:pPr>
+              <w:spacing w:after="40"/>
+            </w:pPr>
+            <w:r>
+              <w:rPr>
+                <w:color w:val="2C3142"/>
+                <w:sz w:val="20"/>
+              </w:rPr>
+              <w:t>292.50</w:t>
+            </w:r>
+          </w:p>
+        </w:tc>
+      </w:tr>
+      <w:tr>
+        <w:tc>
+          <w:tcPr>
+            <w:tcW w:type="dxa" w:w="1632"/>
+          </w:tcPr>
+          <w:p>
+            <w:pPr>
+              <w:spacing w:after="40"/>
+            </w:pPr>
+            <w:r>
+              <w:rPr>
+                <w:color w:val="2C3142"/>
+                <w:sz w:val="20"/>
+              </w:rPr>
+              <w:t>Cell 200 (bottom)</w:t>
+            </w:r>
+          </w:p>
+        </w:tc>
+        <w:tc>
+          <w:tcPr>
+            <w:tcW w:type="dxa" w:w="1632"/>
+          </w:tcPr>
+          <w:p>
+            <w:pPr>
+              <w:spacing w:after="40"/>
+            </w:pPr>
+            <w:r>
+              <w:rPr>
+                <w:color w:val="2C3142"/>
+                <w:sz w:val="20"/>
+              </w:rPr>
+              <w:t>200</w:t>
+            </w:r>
+          </w:p>
+        </w:tc>
+        <w:tc>
+          <w:tcPr>
+            <w:tcW w:type="dxa" w:w="1632"/>
+          </w:tcPr>
+          <w:p>
+            <w:pPr>
+              <w:spacing w:after="40"/>
+            </w:pPr>
+            <w:r>
+              <w:rPr>
+                <w:color w:val="2C3142"/>
+                <w:sz w:val="20"/>
+              </w:rPr>
+              <w:t>25.10</w:t>
+            </w:r>
+          </w:p>
+        </w:tc>
+        <w:tc>
+          <w:tcPr>
+            <w:tcW w:type="dxa" w:w="1632"/>
+          </w:tcPr>
+          <w:p>
+            <w:pPr>
+              <w:spacing w:after="40"/>
+            </w:pPr>
+            <w:r>
+              <w:rPr>
+                <w:color w:val="2C3142"/>
+                <w:sz w:val="20"/>
+              </w:rPr>
+              <w:t>1.2e-11</w:t>
+            </w:r>
+          </w:p>
+        </w:tc>
+        <w:tc>
+          <w:tcPr>
+            <w:tcW w:type="dxa" w:w="1632"/>
+          </w:tcPr>
+          <w:p>
+            <w:pPr>
+              <w:spacing w:after="40"/>
+            </w:pPr>
+            <w:r>
+              <w:rPr>
+                <w:color w:val="2C3142"/>
+                <w:sz w:val="20"/>
+              </w:rPr>
+              <w:t>0.99</w:t>
+            </w:r>
+          </w:p>
+        </w:tc>
+        <w:tc>
+          <w:tcPr>
+            <w:tcW w:type="dxa" w:w="1632"/>
+          </w:tcPr>
+          <w:p>
+            <w:pPr>
+              <w:spacing w:after="40"/>
+            </w:pPr>
+            <w:r>
+              <w:rPr>
+                <w:color w:val="2C3142"/>
+                <w:sz w:val="20"/>
+              </w:rPr>
+              <w:t>292.50</w:t>
+            </w:r>
+          </w:p>
+        </w:tc>
+      </w:tr>
+    </w:tbl>
+    <w:p>
+      <w:pPr>
+        <w:spacing w:before="160" w:after="160"/>
+        <w:ind w:left="432" w:right="432"/>
+      </w:pPr>
+      <w:r>
+        <w:rPr>
+          <w:i/>
+          <w:color w:val="2C8A83"/>
+        </w:rPr>
+        <w:t>By cell 50 (50 cm down — about 6 damping depths), the initial T is already indistinguishable from the daily mean 292.5 K. By cell 200 (2 m down), it is 292.500000... — flat to machine precision. That is why the column is 2 m deep: 14-25 damping depths is overkill, but it gives the bottom BC nothing physical to do.</w:t>
+      </w:r>
+    </w:p>
+    <w:p>
+      <w:pPr>
+        <w:spacing w:before="280" w:after="120"/>
+      </w:pPr>
+      <w:r>
+        <w:rPr>
+          <w:b/>
+          <w:color w:val="6B5CB5"/>
+          <w:sz w:val="26"/>
+        </w:rPr>
+        <w:t>12c. Why this IC and not just zero (or T = T_mean) everywhere?</w:t>
+      </w:r>
+    </w:p>
+    <w:p>
+      <w:pPr>
+        <w:spacing w:after="120"/>
+      </w:pPr>
+      <w:r>
+        <w:t>If we initialised every cell at T = T_mean uniformly, the column would not be in equilibrium with the diurnal forcing. The first few simulation days would be spent letting the daily wave penetrate from the surface and the column adjust. That spin-up phase is wasted compute. By starting from the analytical t = 0 profile, the column is already in quasi-equilibrium and day-2 (or day-5) diagnostics are clean.</w:t>
+      </w:r>
+    </w:p>
+    <w:p>
+      <w:pPr>
+        <w:spacing w:after="120"/>
+      </w:pPr>
+      <w:r>
+        <w:t>Note: "quasi-equilibrium" — not exact — because our numerical scheme is not the exact analytical solution. There is a tiny mismatch between the IC and what the numerical solver would have produced at t = 0 if it had been running forever. That mismatch decays within a few diurnal cycles, which is why we wait until day 5 (Test 1) or day 2 (Test 2) for diagnostics.</w:t>
+      </w:r>
+    </w:p>
+    <w:p>
+      <w:pPr>
+        <w:spacing w:before="280" w:after="120"/>
+      </w:pPr>
+      <w:r>
+        <w:rPr>
+          <w:b/>
+          <w:color w:val="6B5CB5"/>
+          <w:sz w:val="32"/>
+        </w:rPr>
+        <w:t>13. What is harmonic_mean_lambda?</w:t>
+      </w:r>
+    </w:p>
+    <w:p>
+      <w:pPr>
+        <w:spacing w:after="120"/>
+      </w:pPr>
+      <w:r>
+        <w:t>harmonic_mean_lambda is the effective thermal conductivity at a FACE between two adjacent cells. It is computed from the two cell-centre conductivities by the harmonic-mean formula:</w:t>
+      </w:r>
+    </w:p>
+    <w:p>
+      <w:pPr>
+        <w:spacing w:before="80" w:after="160"/>
+        <w:jc w:val="center"/>
+      </w:pPr>
+      <w:r>
+        <w:rPr>
+          <w:rFonts w:ascii="Cambria Math" w:hAnsi="Cambria Math"/>
+          <w:color w:val="2C3142"/>
+          <w:sz w:val="26"/>
+        </w:rPr>
+        <w:t>λ_{j+½}  =  2 · λ_j · λ_{j+1} / (λ_j + λ_{j+1})</w:t>
+      </w:r>
+    </w:p>
+    <w:p>
+      <w:pPr>
+        <w:spacing w:before="280" w:after="120"/>
+      </w:pPr>
+      <w:r>
+        <w:rPr>
+          <w:b/>
+          <w:color w:val="6B5CB5"/>
+          <w:sz w:val="26"/>
+        </w:rPr>
+        <w:t>13a. Why harmonic mean (not arithmetic mean)?</w:t>
+      </w:r>
+    </w:p>
+    <w:p>
+      <w:pPr>
+        <w:spacing w:after="120"/>
+      </w:pPr>
+      <w:r>
+        <w:t>Derivation: consider two materials in series, each obeying Fourier's law. In steady state, the SAME heat flux must flow through both. The temperature drop divides between them in inverse proportion to their conductivities. Solving gives the harmonic-mean formula, which guarantees the discrete flux at the face exactly matches the continuous flux.</w:t>
+      </w:r>
+    </w:p>
+    <w:p>
+      <w:pPr>
+        <w:spacing w:after="120"/>
+      </w:pPr>
+      <w:r>
+        <w:t>Numerical example — concrete deck (λ = 1.50) on mineral-wool insulation (λ = 0.04):</w:t>
+      </w:r>
+    </w:p>
+    <w:p>
+      <w:pPr>
+        <w:pStyle w:val="ListBullet"/>
+        <w:spacing w:after="40"/>
+      </w:pPr>
+      <w:r>
+        <w:rPr>
+          <w:b/>
+          <w:color w:val="2C3142"/>
+        </w:rPr>
+        <w:t xml:space="preserve">Arithmetic. </w:t>
+      </w:r>
+      <w:r>
+        <w:t>Arithmetic mean: (1.50 + 0.04) / 2 = 0.77 — over-estimates the flux by a factor of 10.</w:t>
+      </w:r>
+    </w:p>
+    <w:p>
+      <w:pPr>
+        <w:pStyle w:val="ListBullet"/>
+        <w:spacing w:after="40"/>
+      </w:pPr>
+      <w:r>
+        <w:rPr>
+          <w:b/>
+          <w:color w:val="2C3142"/>
+        </w:rPr>
+        <w:t xml:space="preserve">Harmonic. </w:t>
+      </w:r>
+      <w:r>
+        <w:t>Harmonic mean: 2 · 1.50 · 0.04 / (1.50 + 0.04) = 0.078 — correctly captures the insulator's choke-point behaviour.</w:t>
+      </w:r>
+    </w:p>
+    <w:p>
+      <w:pPr>
+        <w:spacing w:before="160" w:after="160"/>
+        <w:ind w:left="432" w:right="432"/>
+      </w:pPr>
+      <w:r>
+        <w:rPr>
+          <w:i/>
+          <w:color w:val="2C8A83"/>
+        </w:rPr>
+        <w:t>The harmonic mean ensures the discrete code preserves heat conservation across material interfaces. Arithmetic mean would silently destroy energy conservation at every interface between materials with different λ.</w:t>
+      </w:r>
+    </w:p>
+    <w:p>
+      <w:pPr>
+        <w:spacing w:before="280" w:after="120"/>
+      </w:pPr>
+      <w:r>
+        <w:rPr>
+          <w:b/>
+          <w:color w:val="6B5CB5"/>
+          <w:sz w:val="26"/>
+        </w:rPr>
+        <w:t>13b. What does harmonic_mean_lambda equal for Test 1?</w:t>
+      </w:r>
+    </w:p>
+    <w:p>
+      <w:pPr>
+        <w:spacing w:after="120"/>
+      </w:pPr>
+      <w:r>
+        <w:t>Test 1 uses a single uniform material (sandy loam with λ = 0.30 everywhere). At every face j+½:</w:t>
+      </w:r>
+    </w:p>
+    <w:p>
+      <w:pPr>
+        <w:spacing w:before="80" w:after="160"/>
+        <w:jc w:val="center"/>
+      </w:pPr>
+      <w:r>
+        <w:rPr>
+          <w:rFonts w:ascii="Cambria Math" w:hAnsi="Cambria Math"/>
+          <w:color w:val="2C3142"/>
+          <w:sz w:val="26"/>
+        </w:rPr>
+        <w:t>λ_{j+½}  =  2 · 0.30 · 0.30 / (0.30 + 0.30)  =  0.18 / 0.60  =  0.30 W/m/K</w:t>
+      </w:r>
+    </w:p>
+    <w:p>
+      <w:pPr>
+        <w:spacing w:after="120"/>
+      </w:pPr>
+      <w:r>
+        <w:t>So for Test 1, the harmonic mean is trivial — every face has λ = 0.30, the same value as every cell centre. The harmonic-mean formula does not do anything interesting here. But we still call the same function in the code, because the SAME solver runs for both Test 1 and Test 2; we do not have one solver for uniform substrates and a different one for layered substrates.</w:t>
+      </w:r>
+    </w:p>
+    <w:p>
+      <w:pPr>
+        <w:spacing w:after="120"/>
+      </w:pPr>
+      <w:r>
+        <w:t>For Test 2 (layered substrates), the harmonic mean matters at every layer interface.</w:t>
+      </w:r>
+    </w:p>
+    <w:p>
+      <w:pPr>
+        <w:spacing w:before="280" w:after="120"/>
+      </w:pPr>
+      <w:r>
+        <w:rPr>
+          <w:b/>
+          <w:color w:val="6B5CB5"/>
+          <w:sz w:val="32"/>
+        </w:rPr>
+        <w:t>14. Test 1 — The Algorithm at Every Time Step</w:t>
+      </w:r>
+    </w:p>
+    <w:p>
+      <w:pPr>
+        <w:spacing w:after="120"/>
+      </w:pPr>
+      <w:r>
+        <w:t>Below is exactly what runs at every time step in Test 1, in order. Read it as a recipe.</w:t>
+      </w:r>
+    </w:p>
+    <w:p>
+      <w:pPr>
+        <w:spacing w:before="280" w:after="120"/>
+      </w:pPr>
+      <w:r>
+        <w:rPr>
+          <w:b/>
+          <w:color w:val="6B5CB5"/>
+          <w:sz w:val="26"/>
+        </w:rPr>
+        <w:t>Step 1: Compute the new prescribed surface temperature</w:t>
+      </w:r>
+    </w:p>
+    <w:p>
+      <w:pPr>
+        <w:spacing w:after="120"/>
+      </w:pPr>
+      <w:r>
+        <w:t>Advance time, then plug into the prescribed BC formula:</w:t>
+      </w:r>
+    </w:p>
+    <w:p>
+      <w:pPr>
+        <w:spacing w:after="0" w:before="0"/>
+        <w:ind w:left="576"/>
+      </w:pPr>
+      <w:r>
+        <w:rPr>
+          <w:rFonts w:ascii="Consolas" w:hAnsi="Consolas"/>
+          <w:color w:val="2C3142"/>
+          <w:sz w:val="20"/>
+        </w:rPr>
+        <w:t>t_new = t_old + dt</w:t>
+      </w:r>
+    </w:p>
+    <w:p>
+      <w:pPr>
+        <w:spacing w:after="0" w:before="0"/>
+        <w:ind w:left="576"/>
+      </w:pPr>
+      <w:r>
+        <w:rPr>
+          <w:rFonts w:ascii="Consolas" w:hAnsi="Consolas"/>
+          <w:color w:val="2C3142"/>
+          <w:sz w:val="20"/>
+        </w:rPr>
+        <w:t>T_s_0_new = T_mean + A_0 * cos(omega * t_new)</w:t>
+      </w:r>
+    </w:p>
+    <w:p>
+      <w:pPr>
+        <w:spacing w:after="120"/>
+      </w:pPr>
+      <w:r>
+        <w:t>This is NOT solved by Newton iteration in Test 1 — it is just plugged in. The surface temperature for Test 1 is externally prescribed, not solved from the SEB.</w:t>
+      </w:r>
+    </w:p>
+    <w:p>
+      <w:pPr>
+        <w:spacing w:before="280" w:after="120"/>
+      </w:pPr>
+      <w:r>
+        <w:rPr>
+          <w:b/>
+          <w:color w:val="6B5CB5"/>
+          <w:sz w:val="26"/>
+        </w:rPr>
+        <w:t>Step 2: Compute the harmonic-mean λ at every face</w:t>
+      </w:r>
+    </w:p>
+    <w:p>
+      <w:pPr>
+        <w:spacing w:after="0" w:before="0"/>
+        <w:ind w:left="576"/>
+      </w:pPr>
+      <w:r>
+        <w:rPr>
+          <w:rFonts w:ascii="Consolas" w:hAnsi="Consolas"/>
+          <w:color w:val="2C3142"/>
+          <w:sz w:val="20"/>
+        </w:rPr>
+        <w:t>for j in range(N - 1):</w:t>
+      </w:r>
+    </w:p>
+    <w:p>
+      <w:pPr>
+        <w:spacing w:after="0" w:before="0"/>
+        <w:ind w:left="576"/>
+      </w:pPr>
+      <w:r>
+        <w:rPr>
+          <w:rFonts w:ascii="Consolas" w:hAnsi="Consolas"/>
+          <w:color w:val="2C3142"/>
+          <w:sz w:val="20"/>
+        </w:rPr>
+        <w:t xml:space="preserve">    lam_half[j] = 2 * lam[j] * lam[j+1] / (lam[j] + lam[j+1])</w:t>
+      </w:r>
+    </w:p>
+    <w:p>
+      <w:pPr>
+        <w:spacing w:after="0" w:before="0"/>
+        <w:ind w:left="576"/>
+      </w:pPr>
+      <w:r>
+        <w:rPr>
+          <w:rFonts w:ascii="Consolas" w:hAnsi="Consolas"/>
+          <w:color w:val="2C3142"/>
+          <w:sz w:val="20"/>
+        </w:rPr>
+        <w:t># For Test 1: every lam_half[j] = 0.30 (uniform).</w:t>
+      </w:r>
+    </w:p>
+    <w:p>
+      <w:pPr>
+        <w:spacing w:after="0" w:before="0"/>
+        <w:ind w:left="576"/>
+      </w:pPr>
+      <w:r>
+        <w:rPr>
+          <w:rFonts w:ascii="Consolas" w:hAnsi="Consolas"/>
+          <w:color w:val="2C3142"/>
+          <w:sz w:val="20"/>
+        </w:rPr>
+        <w:t># For Test 2: lam_half jumps at layer interfaces.</w:t>
+      </w:r>
+    </w:p>
+    <w:p>
+      <w:pPr>
+        <w:spacing w:after="120"/>
+      </w:pPr>
+      <w:r>
+        <w:t>In practice, lam_half is precomputed ONCE at the start (it depends only on the substrate material distribution, not on T), so this step does not actually re-run every time.</w:t>
+      </w:r>
+    </w:p>
+    <w:p>
+      <w:pPr>
+        <w:spacing w:before="280" w:after="120"/>
+      </w:pPr>
+      <w:r>
+        <w:rPr>
+          <w:b/>
+          <w:color w:val="6B5CB5"/>
+          <w:sz w:val="26"/>
+        </w:rPr>
+        <w:t>Step 3: Update interior cells (j = 1, 2, ..., N−2) using the θ-method</w:t>
+      </w:r>
+    </w:p>
+    <w:p>
+      <w:pPr>
+        <w:spacing w:after="120"/>
+      </w:pPr>
+      <w:r>
+        <w:t>The θ-method update equation:</w:t>
+      </w:r>
+    </w:p>
+    <w:p>
+      <w:pPr>
+        <w:spacing w:before="80" w:after="160"/>
+        <w:jc w:val="center"/>
+      </w:pPr>
+      <w:r>
+        <w:rPr>
+          <w:rFonts w:ascii="Cambria Math" w:hAnsi="Cambria Math"/>
+          <w:color w:val="2C3142"/>
+          <w:sz w:val="26"/>
+        </w:rPr>
+        <w:t>C · Δz · (T_j^(n+1) − T_j^n) / Δt  =  α · Q_j^(n+1)  +  (1−α) · Q_j^n</w:t>
+      </w:r>
+    </w:p>
+    <w:p>
+      <w:pPr>
+        <w:spacing w:after="120"/>
+      </w:pPr>
+      <w:r>
+        <w:t>where Q_j is the net flux divergence at cell j:</w:t>
+      </w:r>
+    </w:p>
+    <w:p>
+      <w:pPr>
+        <w:spacing w:before="80" w:after="160"/>
+        <w:jc w:val="center"/>
+      </w:pPr>
+      <w:r>
+        <w:rPr>
+          <w:rFonts w:ascii="Cambria Math" w:hAnsi="Cambria Math"/>
+          <w:color w:val="2C3142"/>
+          <w:sz w:val="26"/>
+        </w:rPr>
+        <w:t>Q_j  =  ( λ_{j−½} · (T_{j−1} − T_j) / Δz )  −  ( λ_{j+½} · (T_j − T_{j+1}) / Δz )</w:t>
+      </w:r>
+    </w:p>
+    <w:p>
+      <w:pPr>
+        <w:spacing w:after="120"/>
+      </w:pPr>
+      <w:r>
+        <w:t>Two cases:</w:t>
+      </w:r>
+    </w:p>
+    <w:p>
+      <w:pPr>
+        <w:pStyle w:val="ListBullet"/>
+        <w:spacing w:after="40"/>
+      </w:pPr>
+      <w:r>
+        <w:rPr>
+          <w:b/>
+          <w:color w:val="2C3142"/>
+        </w:rPr>
+        <w:t xml:space="preserve">α = 0 (FTCS): </w:t>
+      </w:r>
+      <w:r>
+        <w:t>the right-hand side has only OLD values (time level n). We just compute:</w:t>
+        <w:br/>
+        <w:t xml:space="preserve">  T_new[j] = T[j] + (Δt / (C·Δz)) · ( λ_half[j-1]·(T[j-1]−T[j])/Δz − λ_half[j]·(T[j]−T[j+1])/Δz )</w:t>
+        <w:br/>
+        <w:t>One pass through the array — cheap.</w:t>
+      </w:r>
+    </w:p>
+    <w:p>
+      <w:pPr>
+        <w:pStyle w:val="ListBullet"/>
+        <w:spacing w:after="40"/>
+      </w:pPr>
+      <w:r>
+        <w:rPr>
+          <w:b/>
+          <w:color w:val="2C3142"/>
+        </w:rPr>
+        <w:t xml:space="preserve">α = 1 (BTCS) or α = 1/2 (CN): </w:t>
+      </w:r>
+      <w:r>
+        <w:t>the right-hand side has UNKNOWN T_new values too (time level n+1). We must solve a tridiagonal linear system:</w:t>
+        <w:br/>
+        <w:t xml:space="preserve">  A · T_new = b</w:t>
+        <w:br/>
+        <w:t>where A is built from −α, 1 + 2α (something), and the bottom and top BCs, and b is built from T (old).</w:t>
+        <w:br/>
+        <w:t>SciPy: T_new = scipy.linalg.solve_banded((1,1), A, b). O(N) cost.</w:t>
+      </w:r>
+    </w:p>
+    <w:p>
+      <w:pPr>
+        <w:spacing w:before="280" w:after="120"/>
+      </w:pPr>
+      <w:r>
+        <w:rPr>
+          <w:b/>
+          <w:color w:val="6B5CB5"/>
+          <w:sz w:val="26"/>
+        </w:rPr>
+        <w:t>Step 4: Apply the bottom BC at every step</w:t>
+      </w:r>
+    </w:p>
+    <w:p>
+      <w:pPr>
+        <w:spacing w:after="0" w:before="0"/>
+        <w:ind w:left="576"/>
+      </w:pPr>
+      <w:r>
+        <w:rPr>
+          <w:rFonts w:ascii="Consolas" w:hAnsi="Consolas"/>
+          <w:color w:val="2C3142"/>
+          <w:sz w:val="20"/>
+        </w:rPr>
+        <w:t>T_new[N-1] = T_new[N-2]   # zero-flux Neumann</w:t>
+      </w:r>
+    </w:p>
+    <w:p>
+      <w:pPr>
+        <w:spacing w:after="120"/>
+      </w:pPr>
+      <w:r>
+        <w:t>Forces the gradient between the deepest two cells to zero → flux at the bottom face is zero. Reapplied at every step (not just once). Without this, the deep cells would drift.</w:t>
+      </w:r>
+    </w:p>
+    <w:p>
+      <w:pPr>
+        <w:spacing w:before="280" w:after="120"/>
+      </w:pPr>
+      <w:r>
+        <w:rPr>
+          <w:b/>
+          <w:color w:val="6B5CB5"/>
+          <w:sz w:val="26"/>
+        </w:rPr>
+        <w:t>Step 5: Apply the top BC at every step</w:t>
+      </w:r>
+    </w:p>
+    <w:p>
+      <w:pPr>
+        <w:spacing w:after="0" w:before="0"/>
+        <w:ind w:left="576"/>
+      </w:pPr>
+      <w:r>
+        <w:rPr>
+          <w:rFonts w:ascii="Consolas" w:hAnsi="Consolas"/>
+          <w:color w:val="2C3142"/>
+          <w:sz w:val="20"/>
+        </w:rPr>
+        <w:t>T_new[0] = T_s_0_new   # prescribed surface value from Step 1</w:t>
+      </w:r>
+    </w:p>
+    <w:p>
+      <w:pPr>
+        <w:spacing w:after="120"/>
+      </w:pPr>
+      <w:r>
+        <w:t>Plug in the value computed in Step 1. Reapplied at every step (the prescribed surface temperature changes sinusoidally throughout the day). Without this, the top cell would freely drift and the simulation would not represent the diurnal forcing.</w:t>
+      </w:r>
+    </w:p>
+    <w:p>
+      <w:pPr>
+        <w:spacing w:before="280" w:after="120"/>
+      </w:pPr>
+      <w:r>
+        <w:rPr>
+          <w:b/>
+          <w:color w:val="6B5CB5"/>
+          <w:sz w:val="26"/>
+        </w:rPr>
+        <w:t>Step 6: Advance and record</w:t>
+      </w:r>
+    </w:p>
+    <w:p>
+      <w:pPr>
+        <w:spacing w:after="0" w:before="0"/>
+        <w:ind w:left="576"/>
+      </w:pPr>
+      <w:r>
+        <w:rPr>
+          <w:rFonts w:ascii="Consolas" w:hAnsi="Consolas"/>
+          <w:color w:val="2C3142"/>
+          <w:sz w:val="20"/>
+        </w:rPr>
+        <w:t>T = T_new</w:t>
+      </w:r>
+    </w:p>
+    <w:p>
+      <w:pPr>
+        <w:spacing w:after="0" w:before="0"/>
+        <w:ind w:left="576"/>
+      </w:pPr>
+      <w:r>
+        <w:rPr>
+          <w:rFonts w:ascii="Consolas" w:hAnsi="Consolas"/>
+          <w:color w:val="2C3142"/>
+          <w:sz w:val="20"/>
+        </w:rPr>
+        <w:t>t = t_new</w:t>
+      </w:r>
+    </w:p>
+    <w:p>
+      <w:pPr>
+        <w:spacing w:after="0" w:before="0"/>
+        <w:ind w:left="576"/>
+      </w:pPr>
+      <w:r>
+        <w:rPr>
+          <w:rFonts w:ascii="Consolas" w:hAnsi="Consolas"/>
+          <w:color w:val="2C3142"/>
+          <w:sz w:val="20"/>
+        </w:rPr>
+        <w:t>G_surface = lam_half[0] * (T[0] - T[1]) / dz   # surface ground heat flux</w:t>
+      </w:r>
+    </w:p>
+    <w:p>
+      <w:pPr>
+        <w:spacing w:after="0" w:before="0"/>
+        <w:ind w:left="576"/>
+      </w:pPr>
+      <w:r>
+        <w:rPr>
+          <w:rFonts w:ascii="Consolas" w:hAnsi="Consolas"/>
+          <w:color w:val="2C3142"/>
+          <w:sz w:val="20"/>
+        </w:rPr>
+        <w:t>record(t, T[0], G_surface, ...)</w:t>
+      </w:r>
+    </w:p>
+    <w:p>
+      <w:pPr>
+        <w:spacing w:after="0" w:before="0"/>
+        <w:ind w:left="576"/>
+      </w:pPr>
+      <w:r>
+        <w:rPr>
+          <w:rFonts w:ascii="Consolas" w:hAnsi="Consolas"/>
+          <w:color w:val="2C3142"/>
+          <w:sz w:val="20"/>
+        </w:rPr>
+        <w:t>if t &lt; t_end: goto Step 1</w:t>
+      </w:r>
+    </w:p>
+    <w:p>
+      <w:pPr>
+        <w:spacing w:before="280" w:after="120"/>
+      </w:pPr>
+      <w:r>
+        <w:rPr>
+          <w:b/>
+          <w:color w:val="6B5CB5"/>
+          <w:sz w:val="32"/>
+        </w:rPr>
+        <w:t>15. When Each Constraint Is Applied — Summary Table</w:t>
+      </w:r>
+    </w:p>
+    <w:p>
+      <w:pPr>
+        <w:spacing w:after="120"/>
+      </w:pPr>
+      <w:r>
+        <w:t>The biggest source of confusion is whether the BCs are "initial" (one-time) or "applied at every step". Answer: BCs are applied at every step. The IC is applied only at t = 0.</w:t>
+      </w:r>
+    </w:p>
+    <w:tbl>
+      <w:tblPr>
+        <w:tblStyle w:val="LightGrid-Accent1"/>
+        <w:tblW w:type="auto" w:w="0"/>
+        <w:tblLayout w:type="autofit"/>
+        <w:tblLook w:firstColumn="1" w:firstRow="1" w:lastColumn="0" w:lastRow="0" w:noHBand="0" w:noVBand="1" w:val="04A0"/>
+      </w:tblPr>
+      <w:tblGrid>
+        <w:gridCol w:w="3264"/>
+        <w:gridCol w:w="3264"/>
+        <w:gridCol w:w="3264"/>
+      </w:tblGrid>
+      <w:tr>
+        <w:tc>
+          <w:tcPr>
+            <w:tcW w:type="dxa" w:w="3264"/>
+            <w:shd w:fill="6B5CB5"/>
+          </w:tcPr>
+          <w:p>
+            <w:pPr>
+              <w:spacing w:after="40"/>
+            </w:pPr>
+            <w:r>
+              <w:rPr>
+                <w:b/>
+                <w:color w:val="FFFFFF"/>
+                <w:sz w:val="20"/>
+              </w:rPr>
+              <w:t>Constraint</w:t>
+            </w:r>
+          </w:p>
+        </w:tc>
+        <w:tc>
+          <w:tcPr>
+            <w:tcW w:type="dxa" w:w="3264"/>
+            <w:shd w:fill="6B5CB5"/>
+          </w:tcPr>
+          <w:p>
+            <w:pPr>
+              <w:spacing w:after="40"/>
+            </w:pPr>
+            <w:r>
+              <w:rPr>
+                <w:b/>
+                <w:color w:val="FFFFFF"/>
+                <w:sz w:val="20"/>
+              </w:rPr>
+              <w:t>When applied?</w:t>
+            </w:r>
+          </w:p>
+        </w:tc>
+        <w:tc>
+          <w:tcPr>
+            <w:tcW w:type="dxa" w:w="3264"/>
+            <w:shd w:fill="6B5CB5"/>
+          </w:tcPr>
+          <w:p>
+            <w:pPr>
+              <w:spacing w:after="40"/>
+            </w:pPr>
+            <w:r>
+              <w:rPr>
+                <w:b/>
+                <w:color w:val="FFFFFF"/>
+                <w:sz w:val="20"/>
+              </w:rPr>
+              <w:t>What it does</w:t>
+            </w:r>
+          </w:p>
+        </w:tc>
+      </w:tr>
+      <w:tr>
+        <w:tc>
+          <w:tcPr>
+            <w:tcW w:type="dxa" w:w="3264"/>
+          </w:tcPr>
+          <w:p>
+            <w:pPr>
+              <w:spacing w:after="40"/>
+            </w:pPr>
+            <w:r>
+              <w:rPr>
+                <w:color w:val="2C3142"/>
+                <w:sz w:val="20"/>
+              </w:rPr>
+              <w:t>Initial condition (IC)</w:t>
+            </w:r>
+          </w:p>
+        </w:tc>
+        <w:tc>
+          <w:tcPr>
+            <w:tcW w:type="dxa" w:w="3264"/>
+          </w:tcPr>
+          <w:p>
+            <w:pPr>
+              <w:spacing w:after="40"/>
+            </w:pPr>
+            <w:r>
+              <w:rPr>
+                <w:color w:val="2C3142"/>
+                <w:sz w:val="20"/>
+              </w:rPr>
+              <w:t>ONCE, at t = 0 only</w:t>
+            </w:r>
+          </w:p>
+        </w:tc>
+        <w:tc>
+          <w:tcPr>
+            <w:tcW w:type="dxa" w:w="3264"/>
+          </w:tcPr>
+          <w:p>
+            <w:pPr>
+              <w:spacing w:after="40"/>
+            </w:pPr>
+            <w:r>
+              <w:rPr>
+                <w:color w:val="2C3142"/>
+                <w:sz w:val="20"/>
+              </w:rPr>
+              <w:t>Sets every cell's starting T from the analytical damping-depth profile</w:t>
+            </w:r>
+          </w:p>
+        </w:tc>
+      </w:tr>
+      <w:tr>
+        <w:tc>
+          <w:tcPr>
+            <w:tcW w:type="dxa" w:w="3264"/>
+          </w:tcPr>
+          <w:p>
+            <w:pPr>
+              <w:spacing w:after="40"/>
+            </w:pPr>
+            <w:r>
+              <w:rPr>
+                <w:color w:val="2C3142"/>
+                <w:sz w:val="20"/>
+              </w:rPr>
+              <w:t>Top BC (Dirichlet, prescribed)</w:t>
+            </w:r>
+          </w:p>
+        </w:tc>
+        <w:tc>
+          <w:tcPr>
+            <w:tcW w:type="dxa" w:w="3264"/>
+          </w:tcPr>
+          <w:p>
+            <w:pPr>
+              <w:spacing w:after="40"/>
+            </w:pPr>
+            <w:r>
+              <w:rPr>
+                <w:color w:val="2C3142"/>
+                <w:sz w:val="20"/>
+              </w:rPr>
+              <w:t>AT EVERY TIME STEP</w:t>
+            </w:r>
+          </w:p>
+        </w:tc>
+        <w:tc>
+          <w:tcPr>
+            <w:tcW w:type="dxa" w:w="3264"/>
+          </w:tcPr>
+          <w:p>
+            <w:pPr>
+              <w:spacing w:after="40"/>
+            </w:pPr>
+            <w:r>
+              <w:rPr>
+                <w:color w:val="2C3142"/>
+                <w:sz w:val="20"/>
+              </w:rPr>
+              <w:t>Sets T[0] to T_s⁰(t_new) = 292.5 + 7.5·cos(ω·t_new)</w:t>
+            </w:r>
+          </w:p>
+        </w:tc>
+      </w:tr>
+      <w:tr>
+        <w:tc>
+          <w:tcPr>
+            <w:tcW w:type="dxa" w:w="3264"/>
+          </w:tcPr>
+          <w:p>
+            <w:pPr>
+              <w:spacing w:after="40"/>
+            </w:pPr>
+            <w:r>
+              <w:rPr>
+                <w:color w:val="2C3142"/>
+                <w:sz w:val="20"/>
+              </w:rPr>
+              <w:t>Bottom BC (zero-flux Neumann)</w:t>
+            </w:r>
+          </w:p>
+        </w:tc>
+        <w:tc>
+          <w:tcPr>
+            <w:tcW w:type="dxa" w:w="3264"/>
+          </w:tcPr>
+          <w:p>
+            <w:pPr>
+              <w:spacing w:after="40"/>
+            </w:pPr>
+            <w:r>
+              <w:rPr>
+                <w:color w:val="2C3142"/>
+                <w:sz w:val="20"/>
+              </w:rPr>
+              <w:t>AT EVERY TIME STEP</w:t>
+            </w:r>
+          </w:p>
+        </w:tc>
+        <w:tc>
+          <w:tcPr>
+            <w:tcW w:type="dxa" w:w="3264"/>
+          </w:tcPr>
+          <w:p>
+            <w:pPr>
+              <w:spacing w:after="40"/>
+            </w:pPr>
+            <w:r>
+              <w:rPr>
+                <w:color w:val="2C3142"/>
+                <w:sz w:val="20"/>
+              </w:rPr>
+              <w:t>Sets T[N-1] = T[N-2], forcing zero flux at the bottom face</w:t>
+            </w:r>
+          </w:p>
+        </w:tc>
+      </w:tr>
+      <w:tr>
+        <w:tc>
+          <w:tcPr>
+            <w:tcW w:type="dxa" w:w="3264"/>
+          </w:tcPr>
+          <w:p>
+            <w:pPr>
+              <w:spacing w:after="40"/>
+            </w:pPr>
+            <w:r>
+              <w:rPr>
+                <w:color w:val="2C3142"/>
+                <w:sz w:val="20"/>
+              </w:rPr>
+              <w:t>Interior θ-method update</w:t>
+            </w:r>
+          </w:p>
+        </w:tc>
+        <w:tc>
+          <w:tcPr>
+            <w:tcW w:type="dxa" w:w="3264"/>
+          </w:tcPr>
+          <w:p>
+            <w:pPr>
+              <w:spacing w:after="40"/>
+            </w:pPr>
+            <w:r>
+              <w:rPr>
+                <w:color w:val="2C3142"/>
+                <w:sz w:val="20"/>
+              </w:rPr>
+              <w:t>AT EVERY TIME STEP</w:t>
+            </w:r>
+          </w:p>
+        </w:tc>
+        <w:tc>
+          <w:tcPr>
+            <w:tcW w:type="dxa" w:w="3264"/>
+          </w:tcPr>
+          <w:p>
+            <w:pPr>
+              <w:spacing w:after="40"/>
+            </w:pPr>
+            <w:r>
+              <w:rPr>
+                <w:color w:val="2C3142"/>
+                <w:sz w:val="20"/>
+              </w:rPr>
+              <w:t>Advances cells j = 1..N-2 from time n to n+1</w:t>
+            </w:r>
+          </w:p>
+        </w:tc>
+      </w:tr>
+      <w:tr>
+        <w:tc>
+          <w:tcPr>
+            <w:tcW w:type="dxa" w:w="3264"/>
+          </w:tcPr>
+          <w:p>
+            <w:pPr>
+              <w:spacing w:after="40"/>
+            </w:pPr>
+            <w:r>
+              <w:rPr>
+                <w:color w:val="2C3142"/>
+                <w:sz w:val="20"/>
+              </w:rPr>
+              <w:t>Harmonic-mean λ at faces</w:t>
+            </w:r>
+          </w:p>
+        </w:tc>
+        <w:tc>
+          <w:tcPr>
+            <w:tcW w:type="dxa" w:w="3264"/>
+          </w:tcPr>
+          <w:p>
+            <w:pPr>
+              <w:spacing w:after="40"/>
+            </w:pPr>
+            <w:r>
+              <w:rPr>
+                <w:color w:val="2C3142"/>
+                <w:sz w:val="20"/>
+              </w:rPr>
+              <w:t>ONCE, at the start (precomputed)</w:t>
+            </w:r>
+          </w:p>
+        </w:tc>
+        <w:tc>
+          <w:tcPr>
+            <w:tcW w:type="dxa" w:w="3264"/>
+          </w:tcPr>
+          <w:p>
+            <w:pPr>
+              <w:spacing w:after="40"/>
+            </w:pPr>
+            <w:r>
+              <w:rPr>
+                <w:color w:val="2C3142"/>
+                <w:sz w:val="20"/>
+              </w:rPr>
+              <w:t>Used at every step inside the flux computation; depends only on the material map</w:t>
+            </w:r>
+          </w:p>
+        </w:tc>
+      </w:tr>
+    </w:tbl>
+    <w:p>
+      <w:pPr>
+        <w:spacing w:before="280" w:after="120"/>
+      </w:pPr>
+      <w:r>
+        <w:rPr>
+          <w:b/>
+          <w:color w:val="6B5CB5"/>
+          <w:sz w:val="32"/>
+        </w:rPr>
+        <w:t>16. Test 1 — Concrete Numbers, Step by Step (one Δt = 60 s step)</w:t>
+      </w:r>
+    </w:p>
+    <w:p>
+      <w:pPr>
+        <w:spacing w:after="120"/>
+      </w:pPr>
+      <w:r>
+        <w:t>To make this absolutely concrete, here is what one Δt = 60 s step on Test 1 actually computes, starting from the analytical IC at t = 0:</w:t>
+      </w:r>
+    </w:p>
+    <w:p>
+      <w:pPr>
+        <w:spacing w:before="280" w:after="120"/>
+      </w:pPr>
+      <w:r>
+        <w:rPr>
+          <w:b/>
+          <w:color w:val="6B5CB5"/>
+          <w:sz w:val="26"/>
+        </w:rPr>
+        <w:t>Before the first step (t = 0)</w:t>
+      </w:r>
+    </w:p>
+    <w:p>
+      <w:pPr>
+        <w:pStyle w:val="ListBullet"/>
+        <w:spacing w:after="40"/>
+      </w:pPr>
+      <w:r>
+        <w:t>T[0] = 300.00 K (set by the IC: T_mean + A_0·exp(0)·cos(0))</w:t>
+      </w:r>
+    </w:p>
+    <w:p>
+      <w:pPr>
+        <w:pStyle w:val="ListBullet"/>
+        <w:spacing w:after="40"/>
+      </w:pPr>
+      <w:r>
+        <w:t>T[1] = 299.07 K, T[5] = 295.75 K, T[10] = 293.16 K, T[200] = 292.50 K (also IC)</w:t>
+      </w:r>
+    </w:p>
+    <w:p>
+      <w:pPr>
+        <w:pStyle w:val="ListBullet"/>
+        <w:spacing w:after="40"/>
+      </w:pPr>
+      <w:r>
+        <w:t>All cells have λ = 0.30, so all λ_half = 0.30 (computed once at start)</w:t>
+      </w:r>
+    </w:p>
+    <w:p>
+      <w:pPr>
+        <w:spacing w:before="280" w:after="120"/>
+      </w:pPr>
+      <w:r>
+        <w:rPr>
+          <w:b/>
+          <w:color w:val="6B5CB5"/>
+          <w:sz w:val="26"/>
+        </w:rPr>
+        <w:t>Step 1 — Compute new T_s⁰</w:t>
+      </w:r>
+    </w:p>
+    <w:p>
+      <w:pPr>
+        <w:spacing w:after="120"/>
+      </w:pPr>
+      <w:r>
+        <w:t>t_new = 60 s. ω · t_new = (7.27e-5)(60) = 0.00436 rad. cos(0.00436) ≈ 0.99999.</w:t>
+      </w:r>
+    </w:p>
+    <w:p>
+      <w:pPr>
+        <w:pStyle w:val="ListBullet"/>
+        <w:spacing w:after="40"/>
+      </w:pPr>
+      <w:r>
+        <w:t>T_s_0_new = 292.5 + 7.5 · 0.99999 ≈ 299.9999 K</w:t>
+      </w:r>
+    </w:p>
+    <w:p>
+      <w:pPr>
+        <w:pStyle w:val="ListBullet"/>
+        <w:spacing w:after="40"/>
+      </w:pPr>
+      <w:r>
+        <w:t>So the surface temperature barely changes in 60 s (still very near its peak).</w:t>
+      </w:r>
+    </w:p>
+    <w:p>
+      <w:pPr>
+        <w:spacing w:before="280" w:after="120"/>
+      </w:pPr>
+      <w:r>
+        <w:rPr>
+          <w:b/>
+          <w:color w:val="6B5CB5"/>
+          <w:sz w:val="26"/>
+        </w:rPr>
+        <w:t>Step 2 — Harmonic-mean λ</w:t>
+      </w:r>
+    </w:p>
+    <w:p>
+      <w:pPr>
+        <w:spacing w:after="120"/>
+      </w:pPr>
+      <w:r>
+        <w:t>Already done: all λ_half = 0.30. No work this step.</w:t>
+      </w:r>
+    </w:p>
+    <w:p>
+      <w:pPr>
+        <w:spacing w:before="280" w:after="120"/>
+      </w:pPr>
+      <w:r>
+        <w:rPr>
+          <w:b/>
+          <w:color w:val="6B5CB5"/>
+          <w:sz w:val="26"/>
+        </w:rPr>
+        <w:t>Step 3 — Update interior cells (using FTCS, α = 0)</w:t>
+      </w:r>
+    </w:p>
+    <w:p>
+      <w:pPr>
+        <w:spacing w:after="120"/>
+      </w:pPr>
+      <w:r>
+        <w:t>For ν = 0.4 (the safe FTCS case in Test 1), ν = κΔt/Δz² = (2.31e-7)(60)/(0.01)² = 0.139. Take Δt = 60 s. Per cell:</w:t>
+      </w:r>
+    </w:p>
+    <w:p>
+      <w:pPr>
+        <w:spacing w:after="120"/>
+      </w:pPr>
+      <w:r>
+        <w:t>T_new[j] = T[j] + ν · (T[j-1] − 2·T[j] + T[j+1])</w:t>
+      </w:r>
+    </w:p>
+    <w:p>
+      <w:pPr>
+        <w:spacing w:after="120"/>
+      </w:pPr>
+      <w:r>
+        <w:t>Worked example for cell j = 5:</w:t>
+      </w:r>
+    </w:p>
+    <w:p>
+      <w:pPr>
+        <w:spacing w:after="120"/>
+      </w:pPr>
+      <w:r>
+        <w:t>T_new[5] = 295.75 + 0.139 · (296.50 − 2·295.75 + 294.78) = 295.75 + 0.139 · (−0.22) = 295.72 K</w:t>
+      </w:r>
+    </w:p>
+    <w:p>
+      <w:pPr>
+        <w:spacing w:after="120"/>
+      </w:pPr>
+      <w:r>
+        <w:t>So cell 5 cools slightly (~0.03 K in 60 s) — consistent with the daily wave propagating from above.</w:t>
+      </w:r>
+    </w:p>
+    <w:p>
+      <w:pPr>
+        <w:spacing w:before="280" w:after="120"/>
+      </w:pPr>
+      <w:r>
+        <w:rPr>
+          <w:b/>
+          <w:color w:val="6B5CB5"/>
+          <w:sz w:val="26"/>
+        </w:rPr>
+        <w:t>Step 4 — Apply bottom BC</w:t>
+      </w:r>
+    </w:p>
+    <w:p>
+      <w:pPr>
+        <w:spacing w:after="120"/>
+      </w:pPr>
+      <w:r>
+        <w:t>T_new[200] = T_new[199] (≈ 292.50 K both — bottom barely moves)</w:t>
+      </w:r>
+    </w:p>
+    <w:p>
+      <w:pPr>
+        <w:spacing w:before="280" w:after="120"/>
+      </w:pPr>
+      <w:r>
+        <w:rPr>
+          <w:b/>
+          <w:color w:val="6B5CB5"/>
+          <w:sz w:val="26"/>
+        </w:rPr>
+        <w:t>Step 5 — Apply top BC</w:t>
+      </w:r>
+    </w:p>
+    <w:p>
+      <w:pPr>
+        <w:spacing w:after="120"/>
+      </w:pPr>
+      <w:r>
+        <w:t>T_new[0] = T_s_0_new = 299.9999 K. Replaces whatever the interior update tried to compute for cell 0 (if anything).</w:t>
+      </w:r>
+    </w:p>
+    <w:p>
+      <w:pPr>
+        <w:spacing w:before="280" w:after="120"/>
+      </w:pPr>
+      <w:r>
+        <w:rPr>
+          <w:b/>
+          <w:color w:val="6B5CB5"/>
+          <w:sz w:val="26"/>
+        </w:rPr>
+        <w:t>Step 6 — Advance</w:t>
+      </w:r>
+    </w:p>
+    <w:p>
+      <w:pPr>
+        <w:spacing w:after="120"/>
+      </w:pPr>
+      <w:r>
+        <w:t>T = T_new. t = 60 s. Record T[0]=299.9999 K, G_surface = 0.30 · (299.9999 − T_new[1]) / 0.01 W/m². Loop back to Step 1.</w:t>
+      </w:r>
+    </w:p>
+    <w:p>
+      <w:pPr>
+        <w:spacing w:before="280" w:after="120"/>
+      </w:pPr>
+      <w:r>
+        <w:rPr>
+          <w:b/>
+          <w:color w:val="6B5CB5"/>
+          <w:sz w:val="32"/>
+        </w:rPr>
+        <w:t>17. Why This Matters for Verification</w:t>
+      </w:r>
+    </w:p>
+    <w:p>
+      <w:pPr>
+        <w:spacing w:after="120"/>
+      </w:pPr>
+      <w:r>
+        <w:t>After integrating for 5 days following the recipe above, we compare the day-5 cycle of T(z=10cm, t) and G(z=0, t) against the analytical damping-depth solution. The match should be excellent if:</w:t>
+      </w:r>
+    </w:p>
+    <w:p>
+      <w:pPr>
+        <w:pStyle w:val="ListBullet"/>
+        <w:spacing w:after="40"/>
+      </w:pPr>
+      <w:r>
+        <w:t>The IC was in quasi-equilibrium → no spin-up artefact remains by day 5.</w:t>
+      </w:r>
+    </w:p>
+    <w:p>
+      <w:pPr>
+        <w:pStyle w:val="ListBullet"/>
+        <w:spacing w:after="40"/>
+      </w:pPr>
+      <w:r>
+        <w:t>The harmonic-mean and flux divergence are correctly coded → no energy-conservation errors.</w:t>
+      </w:r>
+    </w:p>
+    <w:p>
+      <w:pPr>
+        <w:pStyle w:val="ListBullet"/>
+        <w:spacing w:after="40"/>
+      </w:pPr>
+      <w:r>
+        <w:t>The top BC is re-applied every step → the surface temperature tracks the prescribed sinusoid.</w:t>
+      </w:r>
+    </w:p>
+    <w:p>
+      <w:pPr>
+        <w:pStyle w:val="ListBullet"/>
+        <w:spacing w:after="40"/>
+      </w:pPr>
+      <w:r>
+        <w:t>The bottom BC zeroes the deep flux → no spurious leakage out the bottom.</w:t>
+      </w:r>
+    </w:p>
+    <w:p>
+      <w:pPr>
+        <w:pStyle w:val="ListBullet"/>
+        <w:spacing w:after="40"/>
+      </w:pPr>
+      <w:r>
+        <w:t>The chosen ν (for FTCS) is below 1/2 → no exponential noise growth.</w:t>
+      </w:r>
+    </w:p>
+    <w:p>
+      <w:pPr>
+        <w:spacing w:before="160" w:after="160"/>
+        <w:ind w:left="432" w:right="432"/>
+      </w:pPr>
+      <w:r>
+        <w:rPr>
+          <w:i/>
+          <w:color w:val="2C8A83"/>
+        </w:rPr>
+        <w:t>If any of these is broken, Test 1 fails. The whole point of Test 1 is to catch implementation bugs before we move on to Test 2 (whose results have no closed-form to check against).</w:t>
+      </w:r>
+    </w:p>
+    <w:p>
       <w:pPr>
         <w:spacing w:before="280" w:after="120"/>
       </w:pPr>
